--- a/document/leave-request-employee-manual.docx
+++ b/document/leave-request-employee-manual.docx
@@ -2,14 +2,24 @@
 <file path=word/document.xml><?xml version="1.0" encoding="utf-8"?>
 <w:document xmlns:wpc="http://schemas.microsoft.com/office/word/2010/wordprocessingCanvas" xmlns:cx="http://schemas.microsoft.com/office/drawing/2014/chartex" xmlns:cx1="http://schemas.microsoft.com/office/drawing/2015/9/8/chartex" xmlns:cx2="http://schemas.microsoft.com/office/drawing/2015/10/21/chartex" xmlns:cx3="http://schemas.microsoft.com/office/drawing/2016/5/9/chartex" xmlns:cx4="http://schemas.microsoft.com/office/drawing/2016/5/10/chartex" xmlns:cx5="http://schemas.microsoft.com/office/drawing/2016/5/11/chartex" xmlns:cx6="http://schemas.microsoft.com/office/drawing/2016/5/12/chartex" xmlns:cx7="http://schemas.microsoft.com/office/drawing/2016/5/13/chartex" xmlns:cx8="http://schemas.microsoft.com/office/drawing/2016/5/14/chartex" xmlns:mc="http://schemas.openxmlformats.org/markup-compatibility/2006" xmlns:aink="http://schemas.microsoft.com/office/drawing/2016/ink" xmlns:am3d="http://schemas.microsoft.com/office/drawing/2017/model3d" xmlns:o="urn:schemas-microsoft-com:office:office" xmlns:oel="http://schemas.microsoft.com/office/2019/extlst" xmlns:r="http://schemas.openxmlformats.org/officeDocument/2006/relationships" xmlns:m="http://schemas.openxmlformats.org/officeDocument/2006/math" xmlns:v="urn:schemas-microsoft-com:vml" xmlns:wp14="http://schemas.microsoft.com/office/word/2010/wordprocessingDrawing" xmlns:wp="http://schemas.openxmlformats.org/drawingml/2006/wordprocessingDrawing" xmlns:w10="urn:schemas-microsoft-com:office:word" xmlns:w="http://schemas.openxmlformats.org/wordprocessingml/2006/main" xmlns:w14="http://schemas.microsoft.com/office/word/2010/wordml" xmlns:w15="http://schemas.microsoft.com/office/word/2012/wordml" xmlns:w16cex="http://schemas.microsoft.com/office/word/2018/wordml/cex" xmlns:w16cid="http://schemas.microsoft.com/office/word/2016/wordml/cid" xmlns:w16="http://schemas.microsoft.com/office/word/2018/wordml" xmlns:w16du="http://schemas.microsoft.com/office/word/2023/wordml/word16du" xmlns:w16sdtdh="http://schemas.microsoft.com/office/word/2020/wordml/sdtdatahash" xmlns:w16sdtfl="http://schemas.microsoft.com/office/word/2024/wordml/sdtformatlock" xmlns:w16se="http://schemas.microsoft.com/office/word/2015/wordml/symex" xmlns:wpg="http://schemas.microsoft.com/office/word/2010/wordprocessingGroup" xmlns:wpi="http://schemas.microsoft.com/office/word/2010/wordprocessingInk" xmlns:wne="http://schemas.microsoft.com/office/word/2006/wordml" xmlns:wps="http://schemas.microsoft.com/office/word/2010/wordprocessingShape" mc:Ignorable="w14 w15 w16se w16cid w16 w16cex w16sdtdh w16sdtfl w16du wp14">
   <w:body>
-    <w:p/>
+    <w:p>
+      <w:pPr>
+        <w:rPr>
+          <w:rFonts w:ascii="Times New Roman" w:hAnsi="Times New Roman" w:cs="Times New Roman"/>
+        </w:rPr>
+      </w:pPr>
+    </w:p>
     <w:p>
       <w:pPr>
         <w:spacing w:after="80"/>
         <w:jc w:val="center"/>
+        <w:rPr>
+          <w:rFonts w:ascii="Times New Roman" w:hAnsi="Times New Roman" w:cs="Times New Roman"/>
+        </w:rPr>
       </w:pPr>
       <w:r>
         <w:rPr>
+          <w:rFonts w:ascii="Times New Roman" w:hAnsi="Times New Roman" w:cs="Times New Roman"/>
           <w:b/>
           <w:color w:val="2E74B5"/>
           <w:sz w:val="26"/>
@@ -23,15 +33,22 @@
           <w:bottom w:val="single" w:sz="12" w:space="1" w:color="5B9BD5"/>
         </w:pBdr>
         <w:spacing w:before="40" w:after="120"/>
+        <w:rPr>
+          <w:rFonts w:ascii="Times New Roman" w:hAnsi="Times New Roman" w:cs="Times New Roman"/>
+        </w:rPr>
       </w:pPr>
     </w:p>
     <w:p>
       <w:pPr>
         <w:spacing w:before="120" w:after="120"/>
         <w:jc w:val="center"/>
+        <w:rPr>
+          <w:rFonts w:ascii="Times New Roman" w:hAnsi="Times New Roman" w:cs="Times New Roman"/>
+        </w:rPr>
       </w:pPr>
       <w:r>
         <w:rPr>
+          <w:rFonts w:ascii="Times New Roman" w:hAnsi="Times New Roman" w:cs="Times New Roman"/>
           <w:b/>
           <w:color w:val="1F3864"/>
           <w:sz w:val="68"/>
@@ -45,15 +62,22 @@
           <w:bottom w:val="single" w:sz="12" w:space="1" w:color="5B9BD5"/>
         </w:pBdr>
         <w:spacing w:before="40" w:after="120"/>
+        <w:rPr>
+          <w:rFonts w:ascii="Times New Roman" w:hAnsi="Times New Roman" w:cs="Times New Roman"/>
+        </w:rPr>
       </w:pPr>
     </w:p>
     <w:p>
       <w:pPr>
         <w:spacing w:after="280"/>
         <w:jc w:val="center"/>
+        <w:rPr>
+          <w:rFonts w:ascii="Times New Roman" w:hAnsi="Times New Roman" w:cs="Times New Roman"/>
+        </w:rPr>
       </w:pPr>
       <w:r>
         <w:rPr>
+          <w:rFonts w:ascii="Times New Roman" w:hAnsi="Times New Roman" w:cs="Times New Roman"/>
           <w:color w:val="2E74B5"/>
           <w:sz w:val="38"/>
         </w:rPr>
@@ -64,9 +88,13 @@
       <w:pPr>
         <w:spacing w:after="200"/>
         <w:jc w:val="center"/>
+        <w:rPr>
+          <w:rFonts w:ascii="Times New Roman" w:hAnsi="Times New Roman" w:cs="Times New Roman"/>
+        </w:rPr>
       </w:pPr>
       <w:r>
         <w:rPr>
+          <w:rFonts w:ascii="Times New Roman" w:hAnsi="Times New Roman" w:cs="Times New Roman"/>
           <w:i/>
           <w:color w:val="595959"/>
           <w:sz w:val="24"/>
@@ -78,15 +106,19 @@
       <w:pPr>
         <w:spacing w:after="120"/>
         <w:jc w:val="center"/>
+        <w:rPr>
+          <w:rFonts w:ascii="Times New Roman" w:hAnsi="Times New Roman" w:cs="Times New Roman"/>
+        </w:rPr>
       </w:pPr>
       <w:r>
         <w:rPr>
+          <w:rFonts w:ascii="Times New Roman" w:hAnsi="Times New Roman" w:cs="Times New Roman"/>
           <w:noProof/>
         </w:rPr>
         <w:drawing>
-          <wp:inline distT="0" distB="0" distL="0" distR="0" wp14:anchorId="7F29B574" wp14:editId="53AA9D51">
-            <wp:extent cx="1873624" cy="3807884"/>
-            <wp:effectExtent l="19050" t="19050" r="12700" b="21590"/>
+          <wp:inline distT="0" distB="0" distL="0" distR="0" wp14:anchorId="7F29B574" wp14:editId="6E0C71E0">
+            <wp:extent cx="2286000" cy="4645982"/>
+            <wp:effectExtent l="19050" t="19050" r="19050" b="21590"/>
             <wp:docPr id="1" name="Picture 1"/>
             <wp:cNvGraphicFramePr>
               <a:graphicFrameLocks xmlns:a="http://schemas.openxmlformats.org/drawingml/2006/main" noChangeAspect="1"/>
@@ -108,7 +140,7 @@
                   <pic:spPr bwMode="auto">
                     <a:xfrm>
                       <a:off x="0" y="0"/>
-                      <a:ext cx="1874519" cy="3809703"/>
+                      <a:ext cx="2294035" cy="4662311"/>
                     </a:xfrm>
                     <a:prstGeom prst="rect">
                       <a:avLst/>
@@ -153,9 +185,13 @@
     <w:p>
       <w:pPr>
         <w:jc w:val="center"/>
+        <w:rPr>
+          <w:rFonts w:ascii="Times New Roman" w:hAnsi="Times New Roman" w:cs="Times New Roman"/>
+        </w:rPr>
       </w:pPr>
       <w:r>
         <w:rPr>
+          <w:rFonts w:ascii="Times New Roman" w:hAnsi="Times New Roman" w:cs="Times New Roman"/>
           <w:i/>
           <w:color w:val="595959"/>
           <w:sz w:val="21"/>
@@ -164,19 +200,20 @@
       </w:r>
     </w:p>
     <w:p>
+      <w:pPr>
+        <w:rPr>
+          <w:rFonts w:ascii="Times New Roman" w:hAnsi="Times New Roman" w:cs="Times New Roman"/>
+        </w:rPr>
+      </w:pPr>
       <w:r>
+        <w:rPr>
+          <w:rFonts w:ascii="Times New Roman" w:hAnsi="Times New Roman" w:cs="Times New Roman"/>
+        </w:rPr>
         <w:br w:type="page"/>
       </w:r>
-    </w:p>
-    <w:p>
-      <w:pPr>
-        <w:pBdr>
-          <w:bottom w:val="single" w:sz="8" w:space="4" w:color="5B9BD5"/>
-        </w:pBdr>
-        <w:spacing w:before="280"/>
-      </w:pPr>
       <w:r>
         <w:rPr>
+          <w:rFonts w:ascii="Times New Roman" w:hAnsi="Times New Roman" w:cs="Times New Roman"/>
           <w:b/>
           <w:color w:val="2E74B5"/>
           <w:sz w:val="30"/>
@@ -188,46 +225,70 @@
     <w:p>
       <w:pPr>
         <w:jc w:val="both"/>
+        <w:rPr>
+          <w:rFonts w:ascii="Times New Roman" w:hAnsi="Times New Roman" w:cs="Times New Roman"/>
+        </w:rPr>
       </w:pPr>
       <w:r>
+        <w:rPr>
+          <w:rFonts w:ascii="Times New Roman" w:hAnsi="Times New Roman" w:cs="Times New Roman"/>
+        </w:rPr>
         <w:t xml:space="preserve">Leave Request lets you </w:t>
       </w:r>
       <w:r>
         <w:rPr>
+          <w:rFonts w:ascii="Times New Roman" w:hAnsi="Times New Roman" w:cs="Times New Roman"/>
           <w:b/>
           <w:color w:val="1F3864"/>
         </w:rPr>
         <w:t>apply for time off straight from your phone</w:t>
       </w:r>
       <w:r>
+        <w:rPr>
+          <w:rFonts w:ascii="Times New Roman" w:hAnsi="Times New Roman" w:cs="Times New Roman"/>
+        </w:rPr>
         <w:t xml:space="preserve">. You pick a leave type, choose your dates (or mark a half day), and add a reason. Your request goes to your manager for </w:t>
       </w:r>
       <w:r>
         <w:rPr>
+          <w:rFonts w:ascii="Times New Roman" w:hAnsi="Times New Roman" w:cs="Times New Roman"/>
           <w:b/>
           <w:color w:val="1F3864"/>
         </w:rPr>
         <w:t>approval</w:t>
       </w:r>
       <w:r>
+        <w:rPr>
+          <w:rFonts w:ascii="Times New Roman" w:hAnsi="Times New Roman" w:cs="Times New Roman"/>
+        </w:rPr>
         <w:t xml:space="preserve">. HR decides whether the leave is paid or unpaid based on your company's policy, and you can track the status of every request under </w:t>
       </w:r>
       <w:r>
         <w:rPr>
+          <w:rFonts w:ascii="Times New Roman" w:hAnsi="Times New Roman" w:cs="Times New Roman"/>
           <w:b/>
           <w:color w:val="1F3864"/>
         </w:rPr>
         <w:t>My Requests</w:t>
       </w:r>
       <w:r>
+        <w:rPr>
+          <w:rFonts w:ascii="Times New Roman" w:hAnsi="Times New Roman" w:cs="Times New Roman"/>
+        </w:rPr>
         <w:t>.</w:t>
       </w:r>
     </w:p>
     <w:p>
       <w:pPr>
         <w:jc w:val="both"/>
+        <w:rPr>
+          <w:rFonts w:ascii="Times New Roman" w:hAnsi="Times New Roman" w:cs="Times New Roman"/>
+        </w:rPr>
       </w:pPr>
       <w:r>
+        <w:rPr>
+          <w:rFonts w:ascii="Times New Roman" w:hAnsi="Times New Roman" w:cs="Times New Roman"/>
+        </w:rPr>
         <w:t>This guide walks you through everything you do, in the order you will do it.</w:t>
       </w:r>
     </w:p>
@@ -237,9 +298,13 @@
           <w:bottom w:val="single" w:sz="8" w:space="4" w:color="5B9BD5"/>
         </w:pBdr>
         <w:spacing w:before="280"/>
+        <w:rPr>
+          <w:rFonts w:ascii="Times New Roman" w:hAnsi="Times New Roman" w:cs="Times New Roman"/>
+        </w:rPr>
       </w:pPr>
       <w:r>
         <w:rPr>
+          <w:rFonts w:ascii="Times New Roman" w:hAnsi="Times New Roman" w:cs="Times New Roman"/>
           <w:b/>
           <w:color w:val="2E74B5"/>
           <w:sz w:val="30"/>
@@ -250,12 +315,19 @@
     <w:p>
       <w:pPr>
         <w:pStyle w:val="ListBullet"/>
+        <w:rPr>
+          <w:rFonts w:ascii="Times New Roman" w:hAnsi="Times New Roman" w:cs="Times New Roman"/>
+        </w:rPr>
       </w:pPr>
       <w:r>
+        <w:rPr>
+          <w:rFonts w:ascii="Times New Roman" w:hAnsi="Times New Roman" w:cs="Times New Roman"/>
+        </w:rPr>
         <w:t xml:space="preserve">Open the app and go to </w:t>
       </w:r>
       <w:r>
         <w:rPr>
+          <w:rFonts w:ascii="Times New Roman" w:hAnsi="Times New Roman" w:cs="Times New Roman"/>
           <w:b/>
           <w:color w:val="1F3864"/>
         </w:rPr>
@@ -265,102 +337,154 @@
     <w:p>
       <w:pPr>
         <w:pStyle w:val="ListBullet"/>
+        <w:rPr>
+          <w:rFonts w:ascii="Times New Roman" w:hAnsi="Times New Roman" w:cs="Times New Roman"/>
+        </w:rPr>
       </w:pPr>
       <w:r>
+        <w:rPr>
+          <w:rFonts w:ascii="Times New Roman" w:hAnsi="Times New Roman" w:cs="Times New Roman"/>
+        </w:rPr>
         <w:t xml:space="preserve">Choose </w:t>
       </w:r>
       <w:r>
         <w:rPr>
+          <w:rFonts w:ascii="Times New Roman" w:hAnsi="Times New Roman" w:cs="Times New Roman"/>
           <w:b/>
           <w:color w:val="1F3864"/>
         </w:rPr>
         <w:t>Leave Request</w:t>
       </w:r>
       <w:r>
+        <w:rPr>
+          <w:rFonts w:ascii="Times New Roman" w:hAnsi="Times New Roman" w:cs="Times New Roman"/>
+        </w:rPr>
         <w:t xml:space="preserve"> and verify your identity</w:t>
       </w:r>
     </w:p>
     <w:p>
       <w:pPr>
         <w:pStyle w:val="ListBullet"/>
+        <w:rPr>
+          <w:rFonts w:ascii="Times New Roman" w:hAnsi="Times New Roman" w:cs="Times New Roman"/>
+        </w:rPr>
       </w:pPr>
       <w:r>
+        <w:rPr>
+          <w:rFonts w:ascii="Times New Roman" w:hAnsi="Times New Roman" w:cs="Times New Roman"/>
+        </w:rPr>
         <w:t xml:space="preserve">Pick a </w:t>
       </w:r>
       <w:r>
         <w:rPr>
+          <w:rFonts w:ascii="Times New Roman" w:hAnsi="Times New Roman" w:cs="Times New Roman"/>
           <w:b/>
           <w:color w:val="1F3864"/>
         </w:rPr>
         <w:t>Leave Type</w:t>
       </w:r>
       <w:r>
+        <w:rPr>
+          <w:rFonts w:ascii="Times New Roman" w:hAnsi="Times New Roman" w:cs="Times New Roman"/>
+        </w:rPr>
         <w:t xml:space="preserve"> (Sick, Casual, Annual, Personal, Emergency, Other)</w:t>
       </w:r>
     </w:p>
     <w:p>
       <w:pPr>
         <w:pStyle w:val="ListBullet"/>
+        <w:rPr>
+          <w:rFonts w:ascii="Times New Roman" w:hAnsi="Times New Roman" w:cs="Times New Roman"/>
+        </w:rPr>
       </w:pPr>
       <w:r>
+        <w:rPr>
+          <w:rFonts w:ascii="Times New Roman" w:hAnsi="Times New Roman" w:cs="Times New Roman"/>
+        </w:rPr>
         <w:t xml:space="preserve">Choose your </w:t>
       </w:r>
       <w:r>
         <w:rPr>
+          <w:rFonts w:ascii="Times New Roman" w:hAnsi="Times New Roman" w:cs="Times New Roman"/>
           <w:b/>
           <w:color w:val="1F3864"/>
         </w:rPr>
         <w:t>dates</w:t>
       </w:r>
       <w:r>
+        <w:rPr>
+          <w:rFonts w:ascii="Times New Roman" w:hAnsi="Times New Roman" w:cs="Times New Roman"/>
+        </w:rPr>
         <w:t xml:space="preserve"> — a single day, a date range, or a half day</w:t>
       </w:r>
     </w:p>
     <w:p>
       <w:pPr>
         <w:pStyle w:val="ListBullet"/>
+        <w:rPr>
+          <w:rFonts w:ascii="Times New Roman" w:hAnsi="Times New Roman" w:cs="Times New Roman"/>
+        </w:rPr>
       </w:pPr>
       <w:r>
+        <w:rPr>
+          <w:rFonts w:ascii="Times New Roman" w:hAnsi="Times New Roman" w:cs="Times New Roman"/>
+        </w:rPr>
         <w:t xml:space="preserve">Add a </w:t>
       </w:r>
       <w:r>
         <w:rPr>
+          <w:rFonts w:ascii="Times New Roman" w:hAnsi="Times New Roman" w:cs="Times New Roman"/>
           <w:b/>
           <w:color w:val="1F3864"/>
         </w:rPr>
         <w:t>reason</w:t>
       </w:r>
       <w:r>
+        <w:rPr>
+          <w:rFonts w:ascii="Times New Roman" w:hAnsi="Times New Roman" w:cs="Times New Roman"/>
+        </w:rPr>
         <w:t xml:space="preserve"> and </w:t>
       </w:r>
-      <w:proofErr w:type="gramStart"/>
       <w:r>
         <w:rPr>
+          <w:rFonts w:ascii="Times New Roman" w:hAnsi="Times New Roman" w:cs="Times New Roman"/>
           <w:b/>
           <w:color w:val="1F3864"/>
         </w:rPr>
         <w:t>Submit</w:t>
       </w:r>
-      <w:proofErr w:type="gramEnd"/>
       <w:r>
+        <w:rPr>
+          <w:rFonts w:ascii="Times New Roman" w:hAnsi="Times New Roman" w:cs="Times New Roman"/>
+        </w:rPr>
         <w:t xml:space="preserve"> for approval</w:t>
       </w:r>
     </w:p>
     <w:p>
       <w:pPr>
         <w:pStyle w:val="ListBullet"/>
+        <w:rPr>
+          <w:rFonts w:ascii="Times New Roman" w:hAnsi="Times New Roman" w:cs="Times New Roman"/>
+        </w:rPr>
       </w:pPr>
       <w:r>
+        <w:rPr>
+          <w:rFonts w:ascii="Times New Roman" w:hAnsi="Times New Roman" w:cs="Times New Roman"/>
+        </w:rPr>
         <w:t xml:space="preserve">Track the status under </w:t>
       </w:r>
       <w:r>
         <w:rPr>
+          <w:rFonts w:ascii="Times New Roman" w:hAnsi="Times New Roman" w:cs="Times New Roman"/>
           <w:b/>
           <w:color w:val="1F3864"/>
         </w:rPr>
         <w:t>My Requests</w:t>
       </w:r>
       <w:r>
+        <w:rPr>
+          <w:rFonts w:ascii="Times New Roman" w:hAnsi="Times New Roman" w:cs="Times New Roman"/>
+        </w:rPr>
         <w:t xml:space="preserve"> — Pending, Approved or Rejected</w:t>
       </w:r>
     </w:p>
@@ -372,6 +496,9 @@
           <w:numId w:val="0"/>
         </w:numPr>
         <w:ind w:left="360" w:hanging="360"/>
+        <w:rPr>
+          <w:rFonts w:ascii="Times New Roman" w:hAnsi="Times New Roman" w:cs="Times New Roman"/>
+        </w:rPr>
       </w:pPr>
     </w:p>
     <w:p>
@@ -382,6 +509,9 @@
           <w:numId w:val="0"/>
         </w:numPr>
         <w:ind w:left="360" w:hanging="360"/>
+        <w:rPr>
+          <w:rFonts w:ascii="Times New Roman" w:hAnsi="Times New Roman" w:cs="Times New Roman"/>
+        </w:rPr>
       </w:pPr>
     </w:p>
     <w:p>
@@ -392,6 +522,9 @@
           <w:numId w:val="0"/>
         </w:numPr>
         <w:ind w:left="360" w:hanging="360"/>
+        <w:rPr>
+          <w:rFonts w:ascii="Times New Roman" w:hAnsi="Times New Roman" w:cs="Times New Roman"/>
+        </w:rPr>
       </w:pPr>
     </w:p>
     <w:p>
@@ -402,6 +535,9 @@
           <w:numId w:val="0"/>
         </w:numPr>
         <w:ind w:left="360" w:hanging="360"/>
+        <w:rPr>
+          <w:rFonts w:ascii="Times New Roman" w:hAnsi="Times New Roman" w:cs="Times New Roman"/>
+        </w:rPr>
       </w:pPr>
     </w:p>
     <w:p>
@@ -412,6 +548,9 @@
           <w:numId w:val="0"/>
         </w:numPr>
         <w:ind w:left="360" w:hanging="360"/>
+        <w:rPr>
+          <w:rFonts w:ascii="Times New Roman" w:hAnsi="Times New Roman" w:cs="Times New Roman"/>
+        </w:rPr>
       </w:pPr>
     </w:p>
     <w:p>
@@ -422,6 +561,9 @@
           <w:numId w:val="0"/>
         </w:numPr>
         <w:ind w:left="360" w:hanging="360"/>
+        <w:rPr>
+          <w:rFonts w:ascii="Times New Roman" w:hAnsi="Times New Roman" w:cs="Times New Roman"/>
+        </w:rPr>
       </w:pPr>
     </w:p>
     <w:p>
@@ -432,6 +574,9 @@
           <w:numId w:val="0"/>
         </w:numPr>
         <w:ind w:left="360" w:hanging="360"/>
+        <w:rPr>
+          <w:rFonts w:ascii="Times New Roman" w:hAnsi="Times New Roman" w:cs="Times New Roman"/>
+        </w:rPr>
       </w:pPr>
     </w:p>
     <w:p>
@@ -442,6 +587,9 @@
           <w:numId w:val="0"/>
         </w:numPr>
         <w:ind w:left="360" w:hanging="360"/>
+        <w:rPr>
+          <w:rFonts w:ascii="Times New Roman" w:hAnsi="Times New Roman" w:cs="Times New Roman"/>
+        </w:rPr>
       </w:pPr>
     </w:p>
     <w:p>
@@ -452,6 +600,9 @@
           <w:numId w:val="0"/>
         </w:numPr>
         <w:ind w:left="360" w:hanging="360"/>
+        <w:rPr>
+          <w:rFonts w:ascii="Times New Roman" w:hAnsi="Times New Roman" w:cs="Times New Roman"/>
+        </w:rPr>
       </w:pPr>
     </w:p>
     <w:p>
@@ -462,6 +613,9 @@
           <w:numId w:val="0"/>
         </w:numPr>
         <w:ind w:left="360" w:hanging="360"/>
+        <w:rPr>
+          <w:rFonts w:ascii="Times New Roman" w:hAnsi="Times New Roman" w:cs="Times New Roman"/>
+        </w:rPr>
       </w:pPr>
     </w:p>
     <w:p>
@@ -472,6 +626,9 @@
           <w:numId w:val="0"/>
         </w:numPr>
         <w:ind w:left="360" w:hanging="360"/>
+        <w:rPr>
+          <w:rFonts w:ascii="Times New Roman" w:hAnsi="Times New Roman" w:cs="Times New Roman"/>
+        </w:rPr>
       </w:pPr>
     </w:p>
     <w:p>
@@ -482,6 +639,9 @@
           <w:numId w:val="0"/>
         </w:numPr>
         <w:ind w:left="360" w:hanging="360"/>
+        <w:rPr>
+          <w:rFonts w:ascii="Times New Roman" w:hAnsi="Times New Roman" w:cs="Times New Roman"/>
+        </w:rPr>
       </w:pPr>
     </w:p>
     <w:p>
@@ -492,6 +652,9 @@
           <w:numId w:val="0"/>
         </w:numPr>
         <w:ind w:left="360" w:hanging="360"/>
+        <w:rPr>
+          <w:rFonts w:ascii="Times New Roman" w:hAnsi="Times New Roman" w:cs="Times New Roman"/>
+        </w:rPr>
       </w:pPr>
     </w:p>
     <w:p>
@@ -502,6 +665,9 @@
           <w:numId w:val="0"/>
         </w:numPr>
         <w:ind w:left="360" w:hanging="360"/>
+        <w:rPr>
+          <w:rFonts w:ascii="Times New Roman" w:hAnsi="Times New Roman" w:cs="Times New Roman"/>
+        </w:rPr>
       </w:pPr>
     </w:p>
     <w:p>
@@ -512,6 +678,9 @@
           <w:numId w:val="0"/>
         </w:numPr>
         <w:ind w:left="360" w:hanging="360"/>
+        <w:rPr>
+          <w:rFonts w:ascii="Times New Roman" w:hAnsi="Times New Roman" w:cs="Times New Roman"/>
+        </w:rPr>
       </w:pPr>
     </w:p>
     <w:p>
@@ -522,6 +691,9 @@
           <w:numId w:val="0"/>
         </w:numPr>
         <w:ind w:left="360" w:hanging="360"/>
+        <w:rPr>
+          <w:rFonts w:ascii="Times New Roman" w:hAnsi="Times New Roman" w:cs="Times New Roman"/>
+        </w:rPr>
       </w:pPr>
     </w:p>
     <w:p>
@@ -532,6 +704,9 @@
           <w:numId w:val="0"/>
         </w:numPr>
         <w:ind w:left="360" w:hanging="360"/>
+        <w:rPr>
+          <w:rFonts w:ascii="Times New Roman" w:hAnsi="Times New Roman" w:cs="Times New Roman"/>
+        </w:rPr>
       </w:pPr>
     </w:p>
     <w:p>
@@ -542,6 +717,9 @@
           <w:numId w:val="0"/>
         </w:numPr>
         <w:ind w:left="360" w:hanging="360"/>
+        <w:rPr>
+          <w:rFonts w:ascii="Times New Roman" w:hAnsi="Times New Roman" w:cs="Times New Roman"/>
+        </w:rPr>
       </w:pPr>
     </w:p>
     <w:p>
@@ -552,6 +730,48 @@
           <w:numId w:val="0"/>
         </w:numPr>
         <w:ind w:left="360" w:hanging="360"/>
+        <w:rPr>
+          <w:rFonts w:ascii="Times New Roman" w:hAnsi="Times New Roman" w:cs="Times New Roman"/>
+        </w:rPr>
+      </w:pPr>
+    </w:p>
+    <w:p>
+      <w:pPr>
+        <w:pStyle w:val="ListBullet"/>
+        <w:numPr>
+          <w:ilvl w:val="0"/>
+          <w:numId w:val="0"/>
+        </w:numPr>
+        <w:ind w:left="360" w:hanging="360"/>
+        <w:rPr>
+          <w:rFonts w:ascii="Times New Roman" w:hAnsi="Times New Roman" w:cs="Times New Roman"/>
+        </w:rPr>
+      </w:pPr>
+    </w:p>
+    <w:p>
+      <w:pPr>
+        <w:pStyle w:val="ListBullet"/>
+        <w:numPr>
+          <w:ilvl w:val="0"/>
+          <w:numId w:val="0"/>
+        </w:numPr>
+        <w:ind w:left="360" w:hanging="360"/>
+        <w:rPr>
+          <w:rFonts w:ascii="Times New Roman" w:hAnsi="Times New Roman" w:cs="Times New Roman"/>
+        </w:rPr>
+      </w:pPr>
+    </w:p>
+    <w:p>
+      <w:pPr>
+        <w:pStyle w:val="ListBullet"/>
+        <w:numPr>
+          <w:ilvl w:val="0"/>
+          <w:numId w:val="0"/>
+        </w:numPr>
+        <w:ind w:left="360" w:hanging="360"/>
+        <w:rPr>
+          <w:rFonts w:ascii="Times New Roman" w:hAnsi="Times New Roman" w:cs="Times New Roman"/>
+        </w:rPr>
       </w:pPr>
     </w:p>
     <w:p>
@@ -559,9 +779,13 @@
         <w:shd w:val="clear" w:color="auto" w:fill="2F5496"/>
         <w:spacing w:before="140" w:after="140"/>
         <w:ind w:left="120" w:right="120"/>
+        <w:rPr>
+          <w:rFonts w:ascii="Times New Roman" w:hAnsi="Times New Roman" w:cs="Times New Roman"/>
+        </w:rPr>
       </w:pPr>
       <w:r>
         <w:rPr>
+          <w:rFonts w:ascii="Times New Roman" w:hAnsi="Times New Roman" w:cs="Times New Roman"/>
           <w:b/>
           <w:color w:val="FFFFFF"/>
           <w:sz w:val="30"/>
@@ -573,9 +797,13 @@
     <w:p>
       <w:pPr>
         <w:spacing w:before="240" w:after="80"/>
+        <w:rPr>
+          <w:rFonts w:ascii="Times New Roman" w:hAnsi="Times New Roman" w:cs="Times New Roman"/>
+        </w:rPr>
       </w:pPr>
       <w:r>
         <w:rPr>
+          <w:rFonts w:ascii="Times New Roman" w:hAnsi="Times New Roman" w:cs="Times New Roman"/>
           <w:b/>
           <w:color w:val="FFFFFF"/>
           <w:sz w:val="20"/>
@@ -584,10 +812,14 @@
         <w:t xml:space="preserve">  Step 1  </w:t>
       </w:r>
       <w:r>
+        <w:rPr>
+          <w:rFonts w:ascii="Times New Roman" w:hAnsi="Times New Roman" w:cs="Times New Roman"/>
+        </w:rPr>
         <w:t xml:space="preserve">  </w:t>
       </w:r>
       <w:r>
         <w:rPr>
+          <w:rFonts w:ascii="Times New Roman" w:hAnsi="Times New Roman" w:cs="Times New Roman"/>
           <w:b/>
           <w:color w:val="2E74B5"/>
           <w:sz w:val="26"/>
@@ -598,44 +830,65 @@
     <w:p>
       <w:pPr>
         <w:jc w:val="both"/>
+        <w:rPr>
+          <w:rFonts w:ascii="Times New Roman" w:hAnsi="Times New Roman" w:cs="Times New Roman"/>
+        </w:rPr>
       </w:pPr>
       <w:r>
+        <w:rPr>
+          <w:rFonts w:ascii="Times New Roman" w:hAnsi="Times New Roman" w:cs="Times New Roman"/>
+        </w:rPr>
         <w:t xml:space="preserve">On your phone, open the Employee Attendance app. From the 369ai.Biz home screen, open </w:t>
       </w:r>
       <w:r>
         <w:rPr>
+          <w:rFonts w:ascii="Times New Roman" w:hAnsi="Times New Roman" w:cs="Times New Roman"/>
           <w:b/>
           <w:color w:val="1F3864"/>
         </w:rPr>
         <w:t>All Options</w:t>
       </w:r>
       <w:r>
+        <w:rPr>
+          <w:rFonts w:ascii="Times New Roman" w:hAnsi="Times New Roman" w:cs="Times New Roman"/>
+        </w:rPr>
         <w:t xml:space="preserve">, scroll down to the </w:t>
       </w:r>
       <w:r>
         <w:rPr>
+          <w:rFonts w:ascii="Times New Roman" w:hAnsi="Times New Roman" w:cs="Times New Roman"/>
           <w:b/>
           <w:color w:val="1F3864"/>
         </w:rPr>
         <w:t>HR &amp; Tracking</w:t>
       </w:r>
       <w:r>
+        <w:rPr>
+          <w:rFonts w:ascii="Times New Roman" w:hAnsi="Times New Roman" w:cs="Times New Roman"/>
+        </w:rPr>
         <w:t xml:space="preserve"> section, and tap </w:t>
       </w:r>
       <w:r>
         <w:rPr>
+          <w:rFonts w:ascii="Times New Roman" w:hAnsi="Times New Roman" w:cs="Times New Roman"/>
           <w:b/>
           <w:color w:val="1F3864"/>
         </w:rPr>
         <w:t>User Attendance</w:t>
       </w:r>
       <w:r>
+        <w:rPr>
+          <w:rFonts w:ascii="Times New Roman" w:hAnsi="Times New Roman" w:cs="Times New Roman"/>
+        </w:rPr>
         <w:t>.</w:t>
       </w:r>
     </w:p>
     <w:p>
       <w:pPr>
         <w:jc w:val="both"/>
+        <w:rPr>
+          <w:rFonts w:ascii="Times New Roman" w:hAnsi="Times New Roman" w:cs="Times New Roman"/>
+        </w:rPr>
       </w:pPr>
     </w:p>
     <w:tbl>
@@ -645,9 +898,9 @@
         <w:tblLook w:val="04A0" w:firstRow="1" w:lastRow="0" w:firstColumn="1" w:lastColumn="0" w:noHBand="0" w:noVBand="1"/>
       </w:tblPr>
       <w:tblGrid>
-        <w:gridCol w:w="3120"/>
-        <w:gridCol w:w="3120"/>
-        <w:gridCol w:w="3120"/>
+        <w:gridCol w:w="3212"/>
+        <w:gridCol w:w="3207"/>
+        <w:gridCol w:w="3157"/>
       </w:tblGrid>
       <w:tr>
         <w:trPr>
@@ -660,15 +913,19 @@
           <w:p>
             <w:pPr>
               <w:jc w:val="center"/>
+              <w:rPr>
+                <w:rFonts w:ascii="Times New Roman" w:hAnsi="Times New Roman" w:cs="Times New Roman"/>
+              </w:rPr>
             </w:pPr>
             <w:r>
               <w:rPr>
+                <w:rFonts w:ascii="Times New Roman" w:hAnsi="Times New Roman" w:cs="Times New Roman"/>
                 <w:noProof/>
               </w:rPr>
               <w:drawing>
-                <wp:inline distT="0" distB="0" distL="0" distR="0" wp14:anchorId="25493622" wp14:editId="790B6100">
-                  <wp:extent cx="1462198" cy="2952750"/>
-                  <wp:effectExtent l="19050" t="19050" r="24130" b="19050"/>
+                <wp:inline distT="0" distB="0" distL="0" distR="0" wp14:anchorId="25493622" wp14:editId="0EBDAA63">
+                  <wp:extent cx="2018777" cy="4076700"/>
+                  <wp:effectExtent l="19050" t="19050" r="19685" b="19050"/>
                   <wp:docPr id="2" name="Picture 2"/>
                   <wp:cNvGraphicFramePr>
                     <a:graphicFrameLocks xmlns:a="http://schemas.openxmlformats.org/drawingml/2006/main" noChangeAspect="1"/>
@@ -690,7 +947,7 @@
                         <pic:spPr bwMode="auto">
                           <a:xfrm>
                             <a:off x="0" y="0"/>
-                            <a:ext cx="1463040" cy="2954450"/>
+                            <a:ext cx="2026123" cy="4091535"/>
                           </a:xfrm>
                           <a:prstGeom prst="rect">
                             <a:avLst/>
@@ -740,15 +997,19 @@
           <w:p>
             <w:pPr>
               <w:jc w:val="center"/>
+              <w:rPr>
+                <w:rFonts w:ascii="Times New Roman" w:hAnsi="Times New Roman" w:cs="Times New Roman"/>
+              </w:rPr>
             </w:pPr>
             <w:r>
               <w:rPr>
+                <w:rFonts w:ascii="Times New Roman" w:hAnsi="Times New Roman" w:cs="Times New Roman"/>
                 <w:noProof/>
               </w:rPr>
               <w:drawing>
-                <wp:inline distT="0" distB="0" distL="0" distR="0" wp14:anchorId="32413A23" wp14:editId="3463D567">
-                  <wp:extent cx="1462405" cy="2952750"/>
-                  <wp:effectExtent l="19050" t="19050" r="23495" b="19050"/>
+                <wp:inline distT="0" distB="0" distL="0" distR="0" wp14:anchorId="32413A23" wp14:editId="3388D2BF">
+                  <wp:extent cx="2009628" cy="4057650"/>
+                  <wp:effectExtent l="19050" t="19050" r="25400" b="9525"/>
                   <wp:docPr id="3" name="Picture 3"/>
                   <wp:cNvGraphicFramePr>
                     <a:graphicFrameLocks xmlns:a="http://schemas.openxmlformats.org/drawingml/2006/main" noChangeAspect="1"/>
@@ -770,7 +1031,7 @@
                         <pic:spPr bwMode="auto">
                           <a:xfrm>
                             <a:off x="0" y="0"/>
-                            <a:ext cx="1463040" cy="2954032"/>
+                            <a:ext cx="2009628" cy="4057650"/>
                           </a:xfrm>
                           <a:prstGeom prst="rect">
                             <a:avLst/>
@@ -820,15 +1081,19 @@
           <w:p>
             <w:pPr>
               <w:jc w:val="center"/>
+              <w:rPr>
+                <w:rFonts w:ascii="Times New Roman" w:hAnsi="Times New Roman" w:cs="Times New Roman"/>
+              </w:rPr>
             </w:pPr>
             <w:r>
               <w:rPr>
+                <w:rFonts w:ascii="Times New Roman" w:hAnsi="Times New Roman" w:cs="Times New Roman"/>
                 <w:noProof/>
               </w:rPr>
               <w:drawing>
-                <wp:inline distT="0" distB="0" distL="0" distR="0" wp14:anchorId="0192AF2E" wp14:editId="1F331D9D">
-                  <wp:extent cx="1462405" cy="2952750"/>
-                  <wp:effectExtent l="19050" t="19050" r="23495" b="19050"/>
+                <wp:inline distT="0" distB="0" distL="0" distR="0" wp14:anchorId="0192AF2E" wp14:editId="16FA4FDD">
+                  <wp:extent cx="1976606" cy="3990975"/>
+                  <wp:effectExtent l="19050" t="19050" r="24130" b="9525"/>
                   <wp:docPr id="4" name="Picture 4"/>
                   <wp:cNvGraphicFramePr>
                     <a:graphicFrameLocks xmlns:a="http://schemas.openxmlformats.org/drawingml/2006/main" noChangeAspect="1"/>
@@ -850,7 +1115,7 @@
                         <pic:spPr bwMode="auto">
                           <a:xfrm>
                             <a:off x="0" y="0"/>
-                            <a:ext cx="1463040" cy="2954032"/>
+                            <a:ext cx="1981468" cy="4000792"/>
                           </a:xfrm>
                           <a:prstGeom prst="rect">
                             <a:avLst/>
@@ -898,69 +1163,77 @@
     <w:p>
       <w:pPr>
         <w:spacing w:after="120"/>
+        <w:rPr>
+          <w:rFonts w:ascii="Times New Roman" w:hAnsi="Times New Roman" w:cs="Times New Roman"/>
+        </w:rPr>
       </w:pPr>
     </w:p>
     <w:p>
       <w:pPr>
         <w:spacing w:after="120"/>
+        <w:rPr>
+          <w:rFonts w:ascii="Times New Roman" w:hAnsi="Times New Roman" w:cs="Times New Roman"/>
+        </w:rPr>
       </w:pPr>
     </w:p>
     <w:p>
       <w:pPr>
         <w:spacing w:after="120"/>
+        <w:rPr>
+          <w:rFonts w:ascii="Times New Roman" w:hAnsi="Times New Roman" w:cs="Times New Roman"/>
+        </w:rPr>
       </w:pPr>
     </w:p>
     <w:p>
       <w:pPr>
         <w:spacing w:after="120"/>
+        <w:rPr>
+          <w:rFonts w:ascii="Times New Roman" w:hAnsi="Times New Roman" w:cs="Times New Roman"/>
+        </w:rPr>
       </w:pPr>
     </w:p>
     <w:p>
       <w:pPr>
         <w:spacing w:after="120"/>
+        <w:rPr>
+          <w:rFonts w:ascii="Times New Roman" w:hAnsi="Times New Roman" w:cs="Times New Roman"/>
+        </w:rPr>
       </w:pPr>
     </w:p>
     <w:p>
       <w:pPr>
         <w:spacing w:after="120"/>
+        <w:rPr>
+          <w:rFonts w:ascii="Times New Roman" w:hAnsi="Times New Roman" w:cs="Times New Roman"/>
+        </w:rPr>
       </w:pPr>
     </w:p>
     <w:p>
       <w:pPr>
         <w:spacing w:after="120"/>
+        <w:rPr>
+          <w:rFonts w:ascii="Times New Roman" w:hAnsi="Times New Roman" w:cs="Times New Roman"/>
+        </w:rPr>
       </w:pPr>
     </w:p>
     <w:p>
       <w:pPr>
         <w:spacing w:after="120"/>
+        <w:rPr>
+          <w:rFonts w:ascii="Times New Roman" w:hAnsi="Times New Roman" w:cs="Times New Roman"/>
+        </w:rPr>
       </w:pPr>
     </w:p>
     <w:p>
       <w:pPr>
-        <w:spacing w:after="120"/>
-      </w:pPr>
-    </w:p>
-    <w:p>
-      <w:pPr>
-        <w:spacing w:after="120"/>
-      </w:pPr>
-    </w:p>
-    <w:p>
-      <w:pPr>
-        <w:spacing w:after="120"/>
-      </w:pPr>
-    </w:p>
-    <w:p>
-      <w:pPr>
-        <w:spacing w:after="120"/>
-      </w:pPr>
-    </w:p>
-    <w:p>
-      <w:pPr>
         <w:spacing w:before="240" w:after="80"/>
+        <w:rPr>
+          <w:rFonts w:ascii="Times New Roman" w:hAnsi="Times New Roman" w:cs="Times New Roman"/>
+        </w:rPr>
       </w:pPr>
       <w:r>
         <w:rPr>
+          <w:rFonts w:ascii="Times New Roman" w:hAnsi="Times New Roman" w:cs="Times New Roman"/>
           <w:b/>
           <w:color w:val="FFFFFF"/>
           <w:sz w:val="20"/>
@@ -970,10 +1243,14 @@
         <w:t xml:space="preserve">  Step 2  </w:t>
       </w:r>
       <w:r>
+        <w:rPr>
+          <w:rFonts w:ascii="Times New Roman" w:hAnsi="Times New Roman" w:cs="Times New Roman"/>
+        </w:rPr>
         <w:t xml:space="preserve">  </w:t>
       </w:r>
       <w:r>
         <w:rPr>
+          <w:rFonts w:ascii="Times New Roman" w:hAnsi="Times New Roman" w:cs="Times New Roman"/>
           <w:b/>
           <w:color w:val="2E74B5"/>
           <w:sz w:val="26"/>
@@ -984,49 +1261,70 @@
     <w:p>
       <w:pPr>
         <w:jc w:val="both"/>
+        <w:rPr>
+          <w:rFonts w:ascii="Times New Roman" w:hAnsi="Times New Roman" w:cs="Times New Roman"/>
+        </w:rPr>
       </w:pPr>
       <w:r>
+        <w:rPr>
+          <w:rFonts w:ascii="Times New Roman" w:hAnsi="Times New Roman" w:cs="Times New Roman"/>
+        </w:rPr>
         <w:t xml:space="preserve">On the </w:t>
       </w:r>
       <w:r>
         <w:rPr>
+          <w:rFonts w:ascii="Times New Roman" w:hAnsi="Times New Roman" w:cs="Times New Roman"/>
           <w:b/>
           <w:color w:val="1F3864"/>
         </w:rPr>
         <w:t>Select Attendance Type</w:t>
       </w:r>
       <w:r>
+        <w:rPr>
+          <w:rFonts w:ascii="Times New Roman" w:hAnsi="Times New Roman" w:cs="Times New Roman"/>
+        </w:rPr>
         <w:t xml:space="preserve"> screen, tap </w:t>
       </w:r>
       <w:r>
         <w:rPr>
+          <w:rFonts w:ascii="Times New Roman" w:hAnsi="Times New Roman" w:cs="Times New Roman"/>
           <w:b/>
           <w:color w:val="1F3864"/>
         </w:rPr>
         <w:t>Leave Request</w:t>
       </w:r>
       <w:r>
+        <w:rPr>
+          <w:rFonts w:ascii="Times New Roman" w:hAnsi="Times New Roman" w:cs="Times New Roman"/>
+        </w:rPr>
         <w:t xml:space="preserve"> (“Apply for leave with manager approval”).</w:t>
       </w:r>
     </w:p>
     <w:p>
       <w:pPr>
         <w:jc w:val="both"/>
+        <w:rPr>
+          <w:rFonts w:ascii="Times New Roman" w:hAnsi="Times New Roman" w:cs="Times New Roman"/>
+        </w:rPr>
       </w:pPr>
     </w:p>
     <w:p>
       <w:pPr>
         <w:spacing w:before="160" w:after="200"/>
         <w:jc w:val="center"/>
+        <w:rPr>
+          <w:rFonts w:ascii="Times New Roman" w:hAnsi="Times New Roman" w:cs="Times New Roman"/>
+        </w:rPr>
       </w:pPr>
       <w:r>
         <w:rPr>
+          <w:rFonts w:ascii="Times New Roman" w:hAnsi="Times New Roman" w:cs="Times New Roman"/>
           <w:noProof/>
         </w:rPr>
         <w:drawing>
-          <wp:inline distT="0" distB="0" distL="0" distR="0" wp14:anchorId="6F6EC125" wp14:editId="5EEDD977">
-            <wp:extent cx="2285365" cy="4586817"/>
-            <wp:effectExtent l="19050" t="19050" r="19685" b="23495"/>
+          <wp:inline distT="0" distB="0" distL="0" distR="0" wp14:anchorId="6F6EC125" wp14:editId="5B67F371">
+            <wp:extent cx="2486798" cy="4991100"/>
+            <wp:effectExtent l="19050" t="19050" r="27940" b="19050"/>
             <wp:docPr id="5" name="Picture 5"/>
             <wp:cNvGraphicFramePr>
               <a:graphicFrameLocks xmlns:a="http://schemas.openxmlformats.org/drawingml/2006/main" noChangeAspect="1"/>
@@ -1048,7 +1346,7 @@
                   <pic:spPr bwMode="auto">
                     <a:xfrm>
                       <a:off x="0" y="0"/>
-                      <a:ext cx="2286000" cy="4588091"/>
+                      <a:ext cx="2489573" cy="4996670"/>
                     </a:xfrm>
                     <a:prstGeom prst="rect">
                       <a:avLst/>
@@ -1094,63 +1392,91 @@
       <w:pPr>
         <w:spacing w:before="160" w:after="200"/>
         <w:jc w:val="center"/>
+        <w:rPr>
+          <w:rFonts w:ascii="Times New Roman" w:hAnsi="Times New Roman" w:cs="Times New Roman"/>
+        </w:rPr>
       </w:pPr>
     </w:p>
     <w:p>
       <w:pPr>
         <w:spacing w:before="160" w:after="200"/>
         <w:jc w:val="center"/>
+        <w:rPr>
+          <w:rFonts w:ascii="Times New Roman" w:hAnsi="Times New Roman" w:cs="Times New Roman"/>
+        </w:rPr>
       </w:pPr>
     </w:p>
     <w:p>
       <w:pPr>
         <w:spacing w:before="160" w:after="200"/>
         <w:jc w:val="center"/>
+        <w:rPr>
+          <w:rFonts w:ascii="Times New Roman" w:hAnsi="Times New Roman" w:cs="Times New Roman"/>
+        </w:rPr>
       </w:pPr>
     </w:p>
     <w:p>
       <w:pPr>
         <w:spacing w:before="160" w:after="200"/>
         <w:jc w:val="center"/>
+        <w:rPr>
+          <w:rFonts w:ascii="Times New Roman" w:hAnsi="Times New Roman" w:cs="Times New Roman"/>
+        </w:rPr>
       </w:pPr>
     </w:p>
     <w:p>
       <w:pPr>
         <w:spacing w:before="160" w:after="200"/>
         <w:jc w:val="center"/>
+        <w:rPr>
+          <w:rFonts w:ascii="Times New Roman" w:hAnsi="Times New Roman" w:cs="Times New Roman"/>
+        </w:rPr>
       </w:pPr>
     </w:p>
     <w:p>
       <w:pPr>
         <w:spacing w:before="160" w:after="200"/>
         <w:jc w:val="center"/>
+        <w:rPr>
+          <w:rFonts w:ascii="Times New Roman" w:hAnsi="Times New Roman" w:cs="Times New Roman"/>
+        </w:rPr>
       </w:pPr>
     </w:p>
     <w:p>
       <w:pPr>
         <w:spacing w:before="160" w:after="200"/>
         <w:jc w:val="center"/>
+        <w:rPr>
+          <w:rFonts w:ascii="Times New Roman" w:hAnsi="Times New Roman" w:cs="Times New Roman"/>
+        </w:rPr>
       </w:pPr>
     </w:p>
     <w:p>
       <w:pPr>
         <w:spacing w:before="240" w:after="80"/>
+        <w:rPr>
+          <w:rFonts w:ascii="Times New Roman" w:hAnsi="Times New Roman" w:cs="Times New Roman"/>
+        </w:rPr>
       </w:pPr>
       <w:r>
         <w:rPr>
+          <w:rFonts w:ascii="Times New Roman" w:hAnsi="Times New Roman" w:cs="Times New Roman"/>
           <w:b/>
           <w:color w:val="FFFFFF"/>
           <w:sz w:val="20"/>
           <w:shd w:val="clear" w:color="auto" w:fill="2E74B5"/>
         </w:rPr>
-        <w:lastRenderedPageBreak/>
         <w:t xml:space="preserve">  Step 3  </w:t>
       </w:r>
       <w:r>
+        <w:rPr>
+          <w:rFonts w:ascii="Times New Roman" w:hAnsi="Times New Roman" w:cs="Times New Roman"/>
+        </w:rPr>
         <w:t xml:space="preserve">  </w:t>
       </w:r>
       <w:r>
         <w:rPr>
+          <w:rFonts w:ascii="Times New Roman" w:hAnsi="Times New Roman" w:cs="Times New Roman"/>
           <w:b/>
           <w:color w:val="2E74B5"/>
           <w:sz w:val="26"/>
@@ -1161,541 +1487,66 @@
     <w:p>
       <w:pPr>
         <w:jc w:val="both"/>
+        <w:rPr>
+          <w:rFonts w:ascii="Times New Roman" w:hAnsi="Times New Roman" w:cs="Times New Roman"/>
+        </w:rPr>
       </w:pPr>
       <w:r>
+        <w:rPr>
+          <w:rFonts w:ascii="Times New Roman" w:hAnsi="Times New Roman" w:cs="Times New Roman"/>
+        </w:rPr>
         <w:t xml:space="preserve">Confirm it is really you. Either tap </w:t>
       </w:r>
       <w:r>
         <w:rPr>
+          <w:rFonts w:ascii="Times New Roman" w:hAnsi="Times New Roman" w:cs="Times New Roman"/>
           <w:b/>
           <w:color w:val="1F3864"/>
         </w:rPr>
         <w:t>Scan Fingerprint</w:t>
       </w:r>
       <w:r>
+        <w:rPr>
+          <w:rFonts w:ascii="Times New Roman" w:hAnsi="Times New Roman" w:cs="Times New Roman"/>
+        </w:rPr>
         <w:t xml:space="preserve"> and use your enrolled finger, or type your 4-digit PIN under </w:t>
       </w:r>
       <w:r>
         <w:rPr>
+          <w:rFonts w:ascii="Times New Roman" w:hAnsi="Times New Roman" w:cs="Times New Roman"/>
           <w:b/>
           <w:color w:val="1F3864"/>
         </w:rPr>
         <w:t>Enter PIN</w:t>
       </w:r>
       <w:r>
+        <w:rPr>
+          <w:rFonts w:ascii="Times New Roman" w:hAnsi="Times New Roman" w:cs="Times New Roman"/>
+        </w:rPr>
         <w:t xml:space="preserve"> and tap </w:t>
       </w:r>
       <w:r>
         <w:rPr>
+          <w:rFonts w:ascii="Times New Roman" w:hAnsi="Times New Roman" w:cs="Times New Roman"/>
           <w:b/>
           <w:color w:val="1F3864"/>
         </w:rPr>
         <w:t>Verify PIN</w:t>
       </w:r>
       <w:r>
+        <w:rPr>
+          <w:rFonts w:ascii="Times New Roman" w:hAnsi="Times New Roman" w:cs="Times New Roman"/>
+        </w:rPr>
         <w:t>.</w:t>
       </w:r>
     </w:p>
     <w:p>
       <w:pPr>
         <w:jc w:val="both"/>
-      </w:pPr>
-    </w:p>
-    <w:tbl>
-      <w:tblPr>
-        <w:tblW w:w="0" w:type="auto"/>
-        <w:jc w:val="center"/>
-        <w:tblLook w:val="04A0" w:firstRow="1" w:lastRow="0" w:firstColumn="1" w:lastColumn="0" w:noHBand="0" w:noVBand="1"/>
-      </w:tblPr>
-      <w:tblGrid>
-        <w:gridCol w:w="4680"/>
-        <w:gridCol w:w="4680"/>
-      </w:tblGrid>
-      <w:tr>
-        <w:trPr>
-          <w:jc w:val="center"/>
-        </w:trPr>
-        <w:tc>
-          <w:tcPr>
-            <w:tcW w:w="4680" w:type="dxa"/>
-          </w:tcPr>
-          <w:p>
-            <w:pPr>
-              <w:jc w:val="center"/>
-            </w:pPr>
-            <w:r>
-              <w:rPr>
-                <w:noProof/>
-              </w:rPr>
-              <w:drawing>
-                <wp:inline distT="0" distB="0" distL="0" distR="0" wp14:anchorId="735E0F08" wp14:editId="19D7967E">
-                  <wp:extent cx="1965116" cy="3985260"/>
-                  <wp:effectExtent l="19050" t="19050" r="16510" b="15240"/>
-                  <wp:docPr id="6" name="Picture 6"/>
-                  <wp:cNvGraphicFramePr>
-                    <a:graphicFrameLocks xmlns:a="http://schemas.openxmlformats.org/drawingml/2006/main" noChangeAspect="1"/>
-                  </wp:cNvGraphicFramePr>
-                  <a:graphic xmlns:a="http://schemas.openxmlformats.org/drawingml/2006/main">
-                    <a:graphicData uri="http://schemas.openxmlformats.org/drawingml/2006/picture">
-                      <pic:pic xmlns:pic="http://schemas.openxmlformats.org/drawingml/2006/picture">
-                        <pic:nvPicPr>
-                          <pic:cNvPr id="0" name="05_verify_pin.png"/>
-                          <pic:cNvPicPr/>
-                        </pic:nvPicPr>
-                        <pic:blipFill rotWithShape="1">
-                          <a:blip r:embed="rId13"/>
-                          <a:srcRect t="3972" b="2501"/>
-                          <a:stretch>
-                            <a:fillRect/>
-                          </a:stretch>
-                        </pic:blipFill>
-                        <pic:spPr bwMode="auto">
-                          <a:xfrm>
-                            <a:off x="0" y="0"/>
-                            <a:ext cx="1965960" cy="3986971"/>
-                          </a:xfrm>
-                          <a:prstGeom prst="rect">
-                            <a:avLst/>
-                          </a:prstGeom>
-                          <a:ln w="9525" cap="flat" cmpd="sng" algn="ctr">
-                            <a:solidFill>
-                              <a:srgbClr val="B0B0B0"/>
-                            </a:solidFill>
-                            <a:prstDash val="solid"/>
-                            <a:round/>
-                            <a:headEnd type="none" w="med" len="med"/>
-                            <a:tailEnd type="none" w="med" len="med"/>
-                            <a:extLst>
-                              <a:ext uri="{C807C97D-BFC1-408E-A445-0C87EB9F89A2}">
-                                <ask:lineSketchStyleProps xmlns:ask="http://schemas.microsoft.com/office/drawing/2018/sketchyshapes" sd="0">
-                                  <a:custGeom>
-                                    <a:avLst/>
-                                    <a:gdLst/>
-                                    <a:ahLst/>
-                                    <a:cxnLst/>
-                                    <a:rect l="0" t="0" r="0" b="0"/>
-                                    <a:pathLst/>
-                                  </a:custGeom>
-                                  <ask:type/>
-                                </ask:lineSketchStyleProps>
-                              </a:ext>
-                            </a:extLst>
-                          </a:ln>
-                          <a:extLst>
-                            <a:ext uri="{53640926-AAD7-44D8-BBD7-CCE9431645EC}">
-                              <a14:shadowObscured xmlns:a14="http://schemas.microsoft.com/office/drawing/2010/main"/>
-                            </a:ext>
-                          </a:extLst>
-                        </pic:spPr>
-                      </pic:pic>
-                    </a:graphicData>
-                  </a:graphic>
-                </wp:inline>
-              </w:drawing>
-            </w:r>
-          </w:p>
-        </w:tc>
-        <w:tc>
-          <w:tcPr>
-            <w:tcW w:w="4680" w:type="dxa"/>
-          </w:tcPr>
-          <w:p>
-            <w:pPr>
-              <w:jc w:val="center"/>
-            </w:pPr>
-            <w:r>
-              <w:rPr>
-                <w:noProof/>
-              </w:rPr>
-              <w:drawing>
-                <wp:inline distT="0" distB="0" distL="0" distR="0" wp14:anchorId="3DB6202A" wp14:editId="772BE118">
-                  <wp:extent cx="1965325" cy="3960283"/>
-                  <wp:effectExtent l="19050" t="19050" r="15875" b="21590"/>
-                  <wp:docPr id="7" name="Picture 7"/>
-                  <wp:cNvGraphicFramePr>
-                    <a:graphicFrameLocks xmlns:a="http://schemas.openxmlformats.org/drawingml/2006/main" noChangeAspect="1"/>
-                  </wp:cNvGraphicFramePr>
-                  <a:graphic xmlns:a="http://schemas.openxmlformats.org/drawingml/2006/main">
-                    <a:graphicData uri="http://schemas.openxmlformats.org/drawingml/2006/picture">
-                      <pic:pic xmlns:pic="http://schemas.openxmlformats.org/drawingml/2006/picture">
-                        <pic:nvPicPr>
-                          <pic:cNvPr id="0" name="06_pin_entered.png"/>
-                          <pic:cNvPicPr/>
-                        </pic:nvPicPr>
-                        <pic:blipFill rotWithShape="1">
-                          <a:blip r:embed="rId14"/>
-                          <a:srcRect t="4767" b="2303"/>
-                          <a:stretch>
-                            <a:fillRect/>
-                          </a:stretch>
-                        </pic:blipFill>
-                        <pic:spPr bwMode="auto">
-                          <a:xfrm>
-                            <a:off x="0" y="0"/>
-                            <a:ext cx="1965960" cy="3961563"/>
-                          </a:xfrm>
-                          <a:prstGeom prst="rect">
-                            <a:avLst/>
-                          </a:prstGeom>
-                          <a:ln w="9525" cap="flat" cmpd="sng" algn="ctr">
-                            <a:solidFill>
-                              <a:srgbClr val="B0B0B0"/>
-                            </a:solidFill>
-                            <a:prstDash val="solid"/>
-                            <a:round/>
-                            <a:headEnd type="none" w="med" len="med"/>
-                            <a:tailEnd type="none" w="med" len="med"/>
-                            <a:extLst>
-                              <a:ext uri="{C807C97D-BFC1-408E-A445-0C87EB9F89A2}">
-                                <ask:lineSketchStyleProps xmlns:ask="http://schemas.microsoft.com/office/drawing/2018/sketchyshapes" sd="0">
-                                  <a:custGeom>
-                                    <a:avLst/>
-                                    <a:gdLst/>
-                                    <a:ahLst/>
-                                    <a:cxnLst/>
-                                    <a:rect l="0" t="0" r="0" b="0"/>
-                                    <a:pathLst/>
-                                  </a:custGeom>
-                                  <ask:type/>
-                                </ask:lineSketchStyleProps>
-                              </a:ext>
-                            </a:extLst>
-                          </a:ln>
-                          <a:extLst>
-                            <a:ext uri="{53640926-AAD7-44D8-BBD7-CCE9431645EC}">
-                              <a14:shadowObscured xmlns:a14="http://schemas.microsoft.com/office/drawing/2010/main"/>
-                            </a:ext>
-                          </a:extLst>
-                        </pic:spPr>
-                      </pic:pic>
-                    </a:graphicData>
-                  </a:graphic>
-                </wp:inline>
-              </w:drawing>
-            </w:r>
-          </w:p>
-          <w:p>
-            <w:pPr>
-              <w:jc w:val="center"/>
-            </w:pPr>
-          </w:p>
-          <w:p>
-            <w:pPr>
-              <w:jc w:val="center"/>
-            </w:pPr>
-          </w:p>
-          <w:p>
-            <w:pPr>
-              <w:jc w:val="center"/>
-            </w:pPr>
-          </w:p>
-          <w:p>
-            <w:pPr>
-              <w:jc w:val="center"/>
-            </w:pPr>
-          </w:p>
-          <w:p>
-            <w:pPr>
-              <w:jc w:val="center"/>
-            </w:pPr>
-          </w:p>
-          <w:p>
-            <w:pPr>
-              <w:jc w:val="center"/>
-            </w:pPr>
-          </w:p>
-          <w:p>
-            <w:pPr>
-              <w:jc w:val="center"/>
-            </w:pPr>
-          </w:p>
-          <w:p>
-            <w:pPr>
-              <w:jc w:val="center"/>
-            </w:pPr>
-          </w:p>
-        </w:tc>
-      </w:tr>
-    </w:tbl>
-    <w:p>
-      <w:pPr>
-        <w:spacing w:after="120"/>
-      </w:pPr>
-    </w:p>
-    <w:p>
-      <w:pPr>
-        <w:shd w:val="clear" w:color="auto" w:fill="2F5496"/>
-        <w:spacing w:before="140" w:after="140"/>
-        <w:ind w:left="120" w:right="120"/>
-      </w:pPr>
-      <w:r>
-        <w:rPr>
-          <w:b/>
-          <w:color w:val="FFFFFF"/>
-          <w:sz w:val="30"/>
-        </w:rPr>
-        <w:lastRenderedPageBreak/>
-        <w:t>PART 2   Filling in Your Request</w:t>
-      </w:r>
-    </w:p>
-    <w:p>
-      <w:pPr>
-        <w:spacing w:before="240" w:after="80"/>
-      </w:pPr>
-      <w:r>
-        <w:rPr>
-          <w:b/>
-          <w:color w:val="FFFFFF"/>
-          <w:sz w:val="20"/>
-          <w:shd w:val="clear" w:color="auto" w:fill="2E74B5"/>
-        </w:rPr>
-        <w:t xml:space="preserve">  Step 4  </w:t>
-      </w:r>
-      <w:r>
-        <w:t xml:space="preserve">  </w:t>
-      </w:r>
-      <w:r>
-        <w:rPr>
-          <w:b/>
-          <w:color w:val="2E74B5"/>
-          <w:sz w:val="26"/>
-        </w:rPr>
-        <w:t>Choose your Leave Type</w:t>
-      </w:r>
-    </w:p>
-    <w:p>
-      <w:pPr>
-        <w:jc w:val="both"/>
-      </w:pPr>
-      <w:r>
-        <w:t xml:space="preserve">You will land on the </w:t>
-      </w:r>
-      <w:r>
-        <w:rPr>
-          <w:b/>
-          <w:color w:val="1F3864"/>
-        </w:rPr>
-        <w:t>New Request</w:t>
-      </w:r>
-      <w:r>
-        <w:t xml:space="preserve"> tab of the Leave Request form. At the top, pick your </w:t>
-      </w:r>
-      <w:r>
-        <w:rPr>
-          <w:b/>
-          <w:color w:val="1F3864"/>
-        </w:rPr>
-        <w:t>Leave Type</w:t>
-      </w:r>
-      <w:r>
-        <w:t xml:space="preserve"> by tapping one of the chips — Sick, Casual, Annual, Personal, Emergency, or Other. The selected type is highlighted.</w:t>
-      </w:r>
-    </w:p>
-    <w:p>
-      <w:pPr>
-        <w:jc w:val="both"/>
-      </w:pPr>
-    </w:p>
-    <w:p>
-      <w:pPr>
-        <w:spacing w:before="160" w:after="200"/>
-        <w:jc w:val="center"/>
-      </w:pPr>
-      <w:r>
-        <w:rPr>
-          <w:noProof/>
-        </w:rPr>
-        <w:drawing>
-          <wp:inline distT="0" distB="0" distL="0" distR="0" wp14:anchorId="106D356A" wp14:editId="31659C7A">
-            <wp:extent cx="2285365" cy="4637617"/>
-            <wp:effectExtent l="19050" t="19050" r="19685" b="10795"/>
-            <wp:docPr id="8" name="Picture 8"/>
-            <wp:cNvGraphicFramePr>
-              <a:graphicFrameLocks xmlns:a="http://schemas.openxmlformats.org/drawingml/2006/main" noChangeAspect="1"/>
-            </wp:cNvGraphicFramePr>
-            <a:graphic xmlns:a="http://schemas.openxmlformats.org/drawingml/2006/main">
-              <a:graphicData uri="http://schemas.openxmlformats.org/drawingml/2006/picture">
-                <pic:pic xmlns:pic="http://schemas.openxmlformats.org/drawingml/2006/picture">
-                  <pic:nvPicPr>
-                    <pic:cNvPr id="0" name="07_leave_request_form.png"/>
-                    <pic:cNvPicPr/>
-                  </pic:nvPicPr>
-                  <pic:blipFill rotWithShape="1">
-                    <a:blip r:embed="rId8"/>
-                    <a:srcRect t="4099" b="2315"/>
-                    <a:stretch>
-                      <a:fillRect/>
-                    </a:stretch>
-                  </pic:blipFill>
-                  <pic:spPr bwMode="auto">
-                    <a:xfrm>
-                      <a:off x="0" y="0"/>
-                      <a:ext cx="2286000" cy="4638906"/>
-                    </a:xfrm>
-                    <a:prstGeom prst="rect">
-                      <a:avLst/>
-                    </a:prstGeom>
-                    <a:ln w="9525" cap="flat" cmpd="sng" algn="ctr">
-                      <a:solidFill>
-                        <a:srgbClr val="B0B0B0"/>
-                      </a:solidFill>
-                      <a:prstDash val="solid"/>
-                      <a:round/>
-                      <a:headEnd type="none" w="med" len="med"/>
-                      <a:tailEnd type="none" w="med" len="med"/>
-                      <a:extLst>
-                        <a:ext uri="{C807C97D-BFC1-408E-A445-0C87EB9F89A2}">
-                          <ask:lineSketchStyleProps xmlns:ask="http://schemas.microsoft.com/office/drawing/2018/sketchyshapes" sd="0">
-                            <a:custGeom>
-                              <a:avLst/>
-                              <a:gdLst/>
-                              <a:ahLst/>
-                              <a:cxnLst/>
-                              <a:rect l="0" t="0" r="0" b="0"/>
-                              <a:pathLst/>
-                            </a:custGeom>
-                            <ask:type/>
-                          </ask:lineSketchStyleProps>
-                        </a:ext>
-                      </a:extLst>
-                    </a:ln>
-                    <a:extLst>
-                      <a:ext uri="{53640926-AAD7-44D8-BBD7-CCE9431645EC}">
-                        <a14:shadowObscured xmlns:a14="http://schemas.microsoft.com/office/drawing/2010/main"/>
-                      </a:ext>
-                    </a:extLst>
-                  </pic:spPr>
-                </pic:pic>
-              </a:graphicData>
-            </a:graphic>
-          </wp:inline>
-        </w:drawing>
-      </w:r>
-    </w:p>
-    <w:p>
-      <w:pPr>
-        <w:spacing w:before="160" w:after="200"/>
-        <w:jc w:val="center"/>
-      </w:pPr>
-    </w:p>
-    <w:p>
-      <w:pPr>
-        <w:spacing w:before="160" w:after="200"/>
-        <w:jc w:val="center"/>
-      </w:pPr>
-    </w:p>
-    <w:p>
-      <w:pPr>
-        <w:spacing w:before="160" w:after="200"/>
-        <w:jc w:val="center"/>
-      </w:pPr>
-    </w:p>
-    <w:p>
-      <w:pPr>
-        <w:spacing w:before="160" w:after="200"/>
-        <w:jc w:val="center"/>
-      </w:pPr>
-    </w:p>
-    <w:p>
-      <w:pPr>
-        <w:spacing w:before="240" w:after="80"/>
-      </w:pPr>
-      <w:r>
-        <w:rPr>
-          <w:b/>
-          <w:color w:val="FFFFFF"/>
-          <w:sz w:val="20"/>
-          <w:shd w:val="clear" w:color="auto" w:fill="2E74B5"/>
-        </w:rPr>
-        <w:lastRenderedPageBreak/>
-        <w:t xml:space="preserve">  Step 5  </w:t>
-      </w:r>
-      <w:r>
-        <w:t xml:space="preserve">  </w:t>
-      </w:r>
-      <w:r>
-        <w:rPr>
-          <w:b/>
-          <w:color w:val="2E74B5"/>
-          <w:sz w:val="26"/>
-        </w:rPr>
-        <w:t>Pick your dates</w:t>
-      </w:r>
-    </w:p>
-    <w:p>
-      <w:pPr>
-        <w:jc w:val="both"/>
-      </w:pPr>
-      <w:r>
-        <w:t xml:space="preserve">Tap </w:t>
-      </w:r>
-      <w:r>
-        <w:rPr>
-          <w:b/>
-          <w:color w:val="1F3864"/>
-        </w:rPr>
-        <w:t>From Date</w:t>
-      </w:r>
-      <w:r>
-        <w:t xml:space="preserve"> and choose the start day from the calendar, then tap </w:t>
-      </w:r>
-      <w:r>
-        <w:rPr>
-          <w:b/>
-          <w:color w:val="1F3864"/>
-        </w:rPr>
-        <w:t>OK</w:t>
-      </w:r>
-      <w:r>
-        <w:t xml:space="preserve">. If your leave is more than one day, tap </w:t>
-      </w:r>
-      <w:r>
-        <w:rPr>
-          <w:b/>
-          <w:color w:val="1F3864"/>
-        </w:rPr>
-        <w:t>To Date</w:t>
-      </w:r>
-      <w:r>
-        <w:t xml:space="preserve"> and choose the end day. Leave </w:t>
-      </w:r>
-      <w:r>
-        <w:rPr>
-          <w:b/>
-          <w:color w:val="1F3864"/>
-        </w:rPr>
-        <w:t>To Date</w:t>
-      </w:r>
-      <w:r>
-        <w:t xml:space="preserve"> empty for a single-day leave. The orange </w:t>
-      </w:r>
-      <w:r>
-        <w:rPr>
-          <w:b/>
-          <w:color w:val="1F3864"/>
-        </w:rPr>
-        <w:t>N day(s)</w:t>
-      </w:r>
-      <w:r>
-        <w:t xml:space="preserve"> badge updates automatically to show how many days you are requesting.</w:t>
-      </w:r>
-    </w:p>
-    <w:p>
-      <w:pPr>
-        <w:pBdr>
-          <w:left w:val="single" w:sz="24" w:space="10" w:color="FFB300"/>
-        </w:pBdr>
-        <w:shd w:val="clear" w:color="auto" w:fill="FFF8E1"/>
-        <w:spacing w:before="160"/>
-        <w:ind w:left="150" w:right="150"/>
-      </w:pPr>
-      <w:r>
-        <w:rPr>
-          <w:i/>
-          <w:color w:val="5D4037"/>
-        </w:rPr>
-        <w:t>For a half-day leave, switch on Half Day Leave instead of picking a To Date — it counts as 0.5 day.</w:t>
-      </w:r>
+        <w:rPr>
+          <w:rFonts w:ascii="Times New Roman" w:hAnsi="Times New Roman" w:cs="Times New Roman"/>
+        </w:rPr>
+      </w:pPr>
     </w:p>
     <w:tbl>
       <w:tblPr>
@@ -1719,23 +1570,19 @@
             <w:pPr>
               <w:jc w:val="center"/>
               <w:rPr>
-                <w:noProof/>
+                <w:rFonts w:ascii="Times New Roman" w:hAnsi="Times New Roman" w:cs="Times New Roman"/>
               </w:rPr>
-            </w:pPr>
-          </w:p>
-          <w:p>
-            <w:pPr>
-              <w:jc w:val="center"/>
             </w:pPr>
             <w:r>
               <w:rPr>
+                <w:rFonts w:ascii="Times New Roman" w:hAnsi="Times New Roman" w:cs="Times New Roman"/>
                 <w:noProof/>
               </w:rPr>
               <w:drawing>
-                <wp:inline distT="0" distB="0" distL="0" distR="0" wp14:anchorId="4563FE45" wp14:editId="79287E26">
-                  <wp:extent cx="1965325" cy="3968750"/>
-                  <wp:effectExtent l="19050" t="19050" r="15875" b="12700"/>
-                  <wp:docPr id="9" name="Picture 9"/>
+                <wp:inline distT="0" distB="0" distL="0" distR="0" wp14:anchorId="735E0F08" wp14:editId="085AD296">
+                  <wp:extent cx="2705323" cy="5486400"/>
+                  <wp:effectExtent l="19050" t="19050" r="19050" b="19050"/>
+                  <wp:docPr id="6" name="Picture 6"/>
                   <wp:cNvGraphicFramePr>
                     <a:graphicFrameLocks xmlns:a="http://schemas.openxmlformats.org/drawingml/2006/main" noChangeAspect="1"/>
                   </wp:cNvGraphicFramePr>
@@ -1743,12 +1590,12 @@
                     <a:graphicData uri="http://schemas.openxmlformats.org/drawingml/2006/picture">
                       <pic:pic xmlns:pic="http://schemas.openxmlformats.org/drawingml/2006/picture">
                         <pic:nvPicPr>
-                          <pic:cNvPr id="0" name="08_from_date_calendar.png"/>
+                          <pic:cNvPr id="0" name="05_verify_pin.png"/>
                           <pic:cNvPicPr/>
                         </pic:nvPicPr>
                         <pic:blipFill rotWithShape="1">
-                          <a:blip r:embed="rId15"/>
-                          <a:srcRect t="4568" b="2303"/>
+                          <a:blip r:embed="rId13"/>
+                          <a:srcRect t="3972" b="2501"/>
                           <a:stretch>
                             <a:fillRect/>
                           </a:stretch>
@@ -1756,7 +1603,7 @@
                         <pic:spPr bwMode="auto">
                           <a:xfrm>
                             <a:off x="0" y="0"/>
-                            <a:ext cx="1965960" cy="3970032"/>
+                            <a:ext cx="2715939" cy="5507929"/>
                           </a:xfrm>
                           <a:prstGeom prst="rect">
                             <a:avLst/>
@@ -1807,6 +1654,469 @@
             <w:pPr>
               <w:jc w:val="center"/>
               <w:rPr>
+                <w:rFonts w:ascii="Times New Roman" w:hAnsi="Times New Roman" w:cs="Times New Roman"/>
+              </w:rPr>
+            </w:pPr>
+            <w:r>
+              <w:rPr>
+                <w:rFonts w:ascii="Times New Roman" w:hAnsi="Times New Roman" w:cs="Times New Roman"/>
+                <w:noProof/>
+              </w:rPr>
+              <w:drawing>
+                <wp:inline distT="0" distB="0" distL="0" distR="0" wp14:anchorId="3DB6202A" wp14:editId="2D73916A">
+                  <wp:extent cx="2699039" cy="5438775"/>
+                  <wp:effectExtent l="19050" t="19050" r="25400" b="9525"/>
+                  <wp:docPr id="7" name="Picture 7"/>
+                  <wp:cNvGraphicFramePr>
+                    <a:graphicFrameLocks xmlns:a="http://schemas.openxmlformats.org/drawingml/2006/main" noChangeAspect="1"/>
+                  </wp:cNvGraphicFramePr>
+                  <a:graphic xmlns:a="http://schemas.openxmlformats.org/drawingml/2006/main">
+                    <a:graphicData uri="http://schemas.openxmlformats.org/drawingml/2006/picture">
+                      <pic:pic xmlns:pic="http://schemas.openxmlformats.org/drawingml/2006/picture">
+                        <pic:nvPicPr>
+                          <pic:cNvPr id="0" name="06_pin_entered.png"/>
+                          <pic:cNvPicPr/>
+                        </pic:nvPicPr>
+                        <pic:blipFill rotWithShape="1">
+                          <a:blip r:embed="rId14"/>
+                          <a:srcRect t="4767" b="2303"/>
+                          <a:stretch>
+                            <a:fillRect/>
+                          </a:stretch>
+                        </pic:blipFill>
+                        <pic:spPr bwMode="auto">
+                          <a:xfrm>
+                            <a:off x="0" y="0"/>
+                            <a:ext cx="2707952" cy="5456735"/>
+                          </a:xfrm>
+                          <a:prstGeom prst="rect">
+                            <a:avLst/>
+                          </a:prstGeom>
+                          <a:ln w="9525" cap="flat" cmpd="sng" algn="ctr">
+                            <a:solidFill>
+                              <a:srgbClr val="B0B0B0"/>
+                            </a:solidFill>
+                            <a:prstDash val="solid"/>
+                            <a:round/>
+                            <a:headEnd type="none" w="med" len="med"/>
+                            <a:tailEnd type="none" w="med" len="med"/>
+                            <a:extLst>
+                              <a:ext uri="{C807C97D-BFC1-408E-A445-0C87EB9F89A2}">
+                                <ask:lineSketchStyleProps xmlns:ask="http://schemas.microsoft.com/office/drawing/2018/sketchyshapes" sd="0">
+                                  <a:custGeom>
+                                    <a:avLst/>
+                                    <a:gdLst/>
+                                    <a:ahLst/>
+                                    <a:cxnLst/>
+                                    <a:rect l="0" t="0" r="0" b="0"/>
+                                    <a:pathLst/>
+                                  </a:custGeom>
+                                  <ask:type/>
+                                </ask:lineSketchStyleProps>
+                              </a:ext>
+                            </a:extLst>
+                          </a:ln>
+                          <a:extLst>
+                            <a:ext uri="{53640926-AAD7-44D8-BBD7-CCE9431645EC}">
+                              <a14:shadowObscured xmlns:a14="http://schemas.microsoft.com/office/drawing/2010/main"/>
+                            </a:ext>
+                          </a:extLst>
+                        </pic:spPr>
+                      </pic:pic>
+                    </a:graphicData>
+                  </a:graphic>
+                </wp:inline>
+              </w:drawing>
+            </w:r>
+          </w:p>
+          <w:p>
+            <w:pPr>
+              <w:rPr>
+                <w:rFonts w:ascii="Times New Roman" w:hAnsi="Times New Roman" w:cs="Times New Roman"/>
+              </w:rPr>
+            </w:pPr>
+          </w:p>
+          <w:p>
+            <w:pPr>
+              <w:jc w:val="center"/>
+              <w:rPr>
+                <w:rFonts w:ascii="Times New Roman" w:hAnsi="Times New Roman" w:cs="Times New Roman"/>
+              </w:rPr>
+            </w:pPr>
+          </w:p>
+          <w:p>
+            <w:pPr>
+              <w:jc w:val="center"/>
+              <w:rPr>
+                <w:rFonts w:ascii="Times New Roman" w:hAnsi="Times New Roman" w:cs="Times New Roman"/>
+              </w:rPr>
+            </w:pPr>
+          </w:p>
+        </w:tc>
+      </w:tr>
+    </w:tbl>
+    <w:p>
+      <w:pPr>
+        <w:shd w:val="clear" w:color="auto" w:fill="2F5496"/>
+        <w:spacing w:before="140" w:after="140"/>
+        <w:ind w:right="120"/>
+        <w:rPr>
+          <w:rFonts w:ascii="Times New Roman" w:hAnsi="Times New Roman" w:cs="Times New Roman"/>
+        </w:rPr>
+      </w:pPr>
+      <w:r>
+        <w:rPr>
+          <w:rFonts w:ascii="Times New Roman" w:hAnsi="Times New Roman" w:cs="Times New Roman"/>
+          <w:b/>
+          <w:color w:val="FFFFFF"/>
+          <w:sz w:val="30"/>
+        </w:rPr>
+        <w:lastRenderedPageBreak/>
+        <w:t>PART 2   Filling in Your Request</w:t>
+      </w:r>
+    </w:p>
+    <w:p>
+      <w:pPr>
+        <w:spacing w:before="240" w:after="80"/>
+        <w:rPr>
+          <w:rFonts w:ascii="Times New Roman" w:hAnsi="Times New Roman" w:cs="Times New Roman"/>
+        </w:rPr>
+      </w:pPr>
+      <w:r>
+        <w:rPr>
+          <w:rFonts w:ascii="Times New Roman" w:hAnsi="Times New Roman" w:cs="Times New Roman"/>
+          <w:b/>
+          <w:color w:val="FFFFFF"/>
+          <w:sz w:val="20"/>
+          <w:shd w:val="clear" w:color="auto" w:fill="2E74B5"/>
+        </w:rPr>
+        <w:t xml:space="preserve">  Step 4  </w:t>
+      </w:r>
+      <w:r>
+        <w:rPr>
+          <w:rFonts w:ascii="Times New Roman" w:hAnsi="Times New Roman" w:cs="Times New Roman"/>
+        </w:rPr>
+        <w:t xml:space="preserve">  </w:t>
+      </w:r>
+      <w:r>
+        <w:rPr>
+          <w:rFonts w:ascii="Times New Roman" w:hAnsi="Times New Roman" w:cs="Times New Roman"/>
+          <w:b/>
+          <w:color w:val="2E74B5"/>
+          <w:sz w:val="26"/>
+        </w:rPr>
+        <w:t>Choose your Leave Type</w:t>
+      </w:r>
+    </w:p>
+    <w:p>
+      <w:pPr>
+        <w:jc w:val="both"/>
+        <w:rPr>
+          <w:rFonts w:ascii="Times New Roman" w:hAnsi="Times New Roman" w:cs="Times New Roman"/>
+        </w:rPr>
+      </w:pPr>
+      <w:r>
+        <w:rPr>
+          <w:rFonts w:ascii="Times New Roman" w:hAnsi="Times New Roman" w:cs="Times New Roman"/>
+        </w:rPr>
+        <w:t xml:space="preserve">You will land on the </w:t>
+      </w:r>
+      <w:r>
+        <w:rPr>
+          <w:rFonts w:ascii="Times New Roman" w:hAnsi="Times New Roman" w:cs="Times New Roman"/>
+          <w:b/>
+          <w:color w:val="1F3864"/>
+        </w:rPr>
+        <w:t>New Request</w:t>
+      </w:r>
+      <w:r>
+        <w:rPr>
+          <w:rFonts w:ascii="Times New Roman" w:hAnsi="Times New Roman" w:cs="Times New Roman"/>
+        </w:rPr>
+        <w:t xml:space="preserve"> tab of the Leave Request form. At the top, pick your </w:t>
+      </w:r>
+      <w:r>
+        <w:rPr>
+          <w:rFonts w:ascii="Times New Roman" w:hAnsi="Times New Roman" w:cs="Times New Roman"/>
+          <w:b/>
+          <w:color w:val="1F3864"/>
+        </w:rPr>
+        <w:t>Leave Type</w:t>
+      </w:r>
+      <w:r>
+        <w:rPr>
+          <w:rFonts w:ascii="Times New Roman" w:hAnsi="Times New Roman" w:cs="Times New Roman"/>
+        </w:rPr>
+        <w:t xml:space="preserve"> by tapping one of the chips — Sick, Casual, Annual, Personal, Emergency, or Other. The selected type is highlighted.</w:t>
+      </w:r>
+    </w:p>
+    <w:p>
+      <w:pPr>
+        <w:jc w:val="both"/>
+        <w:rPr>
+          <w:rFonts w:ascii="Times New Roman" w:hAnsi="Times New Roman" w:cs="Times New Roman"/>
+        </w:rPr>
+      </w:pPr>
+    </w:p>
+    <w:p>
+      <w:pPr>
+        <w:spacing w:before="160" w:after="200"/>
+        <w:jc w:val="center"/>
+        <w:rPr>
+          <w:rFonts w:ascii="Times New Roman" w:hAnsi="Times New Roman" w:cs="Times New Roman"/>
+        </w:rPr>
+      </w:pPr>
+      <w:r>
+        <w:rPr>
+          <w:rFonts w:ascii="Times New Roman" w:hAnsi="Times New Roman" w:cs="Times New Roman"/>
+          <w:noProof/>
+        </w:rPr>
+        <w:drawing>
+          <wp:inline distT="0" distB="0" distL="0" distR="0" wp14:anchorId="106D356A" wp14:editId="5AF28168">
+            <wp:extent cx="2755268" cy="5591175"/>
+            <wp:effectExtent l="19050" t="19050" r="26035" b="9525"/>
+            <wp:docPr id="8" name="Picture 8"/>
+            <wp:cNvGraphicFramePr>
+              <a:graphicFrameLocks xmlns:a="http://schemas.openxmlformats.org/drawingml/2006/main" noChangeAspect="1"/>
+            </wp:cNvGraphicFramePr>
+            <a:graphic xmlns:a="http://schemas.openxmlformats.org/drawingml/2006/main">
+              <a:graphicData uri="http://schemas.openxmlformats.org/drawingml/2006/picture">
+                <pic:pic xmlns:pic="http://schemas.openxmlformats.org/drawingml/2006/picture">
+                  <pic:nvPicPr>
+                    <pic:cNvPr id="0" name="07_leave_request_form.png"/>
+                    <pic:cNvPicPr/>
+                  </pic:nvPicPr>
+                  <pic:blipFill rotWithShape="1">
+                    <a:blip r:embed="rId8"/>
+                    <a:srcRect t="4099" b="2315"/>
+                    <a:stretch>
+                      <a:fillRect/>
+                    </a:stretch>
+                  </pic:blipFill>
+                  <pic:spPr bwMode="auto">
+                    <a:xfrm>
+                      <a:off x="0" y="0"/>
+                      <a:ext cx="2762022" cy="5604881"/>
+                    </a:xfrm>
+                    <a:prstGeom prst="rect">
+                      <a:avLst/>
+                    </a:prstGeom>
+                    <a:ln w="9525" cap="flat" cmpd="sng" algn="ctr">
+                      <a:solidFill>
+                        <a:srgbClr val="B0B0B0"/>
+                      </a:solidFill>
+                      <a:prstDash val="solid"/>
+                      <a:round/>
+                      <a:headEnd type="none" w="med" len="med"/>
+                      <a:tailEnd type="none" w="med" len="med"/>
+                      <a:extLst>
+                        <a:ext uri="{C807C97D-BFC1-408E-A445-0C87EB9F89A2}">
+                          <ask:lineSketchStyleProps xmlns:ask="http://schemas.microsoft.com/office/drawing/2018/sketchyshapes" sd="0">
+                            <a:custGeom>
+                              <a:avLst/>
+                              <a:gdLst/>
+                              <a:ahLst/>
+                              <a:cxnLst/>
+                              <a:rect l="0" t="0" r="0" b="0"/>
+                              <a:pathLst/>
+                            </a:custGeom>
+                            <ask:type/>
+                          </ask:lineSketchStyleProps>
+                        </a:ext>
+                      </a:extLst>
+                    </a:ln>
+                    <a:extLst>
+                      <a:ext uri="{53640926-AAD7-44D8-BBD7-CCE9431645EC}">
+                        <a14:shadowObscured xmlns:a14="http://schemas.microsoft.com/office/drawing/2010/main"/>
+                      </a:ext>
+                    </a:extLst>
+                  </pic:spPr>
+                </pic:pic>
+              </a:graphicData>
+            </a:graphic>
+          </wp:inline>
+        </w:drawing>
+      </w:r>
+    </w:p>
+    <w:p>
+      <w:pPr>
+        <w:spacing w:before="160" w:after="200"/>
+        <w:jc w:val="center"/>
+        <w:rPr>
+          <w:rFonts w:ascii="Times New Roman" w:hAnsi="Times New Roman" w:cs="Times New Roman"/>
+        </w:rPr>
+      </w:pPr>
+    </w:p>
+    <w:p>
+      <w:pPr>
+        <w:spacing w:before="160" w:after="200"/>
+        <w:rPr>
+          <w:rFonts w:ascii="Times New Roman" w:hAnsi="Times New Roman" w:cs="Times New Roman"/>
+        </w:rPr>
+      </w:pPr>
+    </w:p>
+    <w:p>
+      <w:pPr>
+        <w:spacing w:before="240" w:after="80"/>
+        <w:rPr>
+          <w:rFonts w:ascii="Times New Roman" w:hAnsi="Times New Roman" w:cs="Times New Roman"/>
+        </w:rPr>
+      </w:pPr>
+      <w:r>
+        <w:rPr>
+          <w:rFonts w:ascii="Times New Roman" w:hAnsi="Times New Roman" w:cs="Times New Roman"/>
+          <w:b/>
+          <w:color w:val="FFFFFF"/>
+          <w:sz w:val="20"/>
+          <w:shd w:val="clear" w:color="auto" w:fill="2E74B5"/>
+        </w:rPr>
+        <w:lastRenderedPageBreak/>
+        <w:t xml:space="preserve">  Step 5  </w:t>
+      </w:r>
+      <w:r>
+        <w:rPr>
+          <w:rFonts w:ascii="Times New Roman" w:hAnsi="Times New Roman" w:cs="Times New Roman"/>
+        </w:rPr>
+        <w:t xml:space="preserve">  </w:t>
+      </w:r>
+      <w:r>
+        <w:rPr>
+          <w:rFonts w:ascii="Times New Roman" w:hAnsi="Times New Roman" w:cs="Times New Roman"/>
+          <w:b/>
+          <w:color w:val="2E74B5"/>
+          <w:sz w:val="26"/>
+        </w:rPr>
+        <w:t>Pick your dates</w:t>
+      </w:r>
+    </w:p>
+    <w:p>
+      <w:pPr>
+        <w:jc w:val="both"/>
+        <w:rPr>
+          <w:rFonts w:ascii="Times New Roman" w:hAnsi="Times New Roman" w:cs="Times New Roman"/>
+        </w:rPr>
+      </w:pPr>
+      <w:r>
+        <w:rPr>
+          <w:rFonts w:ascii="Times New Roman" w:hAnsi="Times New Roman" w:cs="Times New Roman"/>
+        </w:rPr>
+        <w:t xml:space="preserve">Tap </w:t>
+      </w:r>
+      <w:r>
+        <w:rPr>
+          <w:rFonts w:ascii="Times New Roman" w:hAnsi="Times New Roman" w:cs="Times New Roman"/>
+          <w:b/>
+          <w:color w:val="1F3864"/>
+        </w:rPr>
+        <w:t>From Date</w:t>
+      </w:r>
+      <w:r>
+        <w:rPr>
+          <w:rFonts w:ascii="Times New Roman" w:hAnsi="Times New Roman" w:cs="Times New Roman"/>
+        </w:rPr>
+        <w:t xml:space="preserve"> and choose the start day from the calendar, then tap </w:t>
+      </w:r>
+      <w:r>
+        <w:rPr>
+          <w:rFonts w:ascii="Times New Roman" w:hAnsi="Times New Roman" w:cs="Times New Roman"/>
+          <w:b/>
+          <w:color w:val="1F3864"/>
+        </w:rPr>
+        <w:t>OK</w:t>
+      </w:r>
+      <w:r>
+        <w:rPr>
+          <w:rFonts w:ascii="Times New Roman" w:hAnsi="Times New Roman" w:cs="Times New Roman"/>
+        </w:rPr>
+        <w:t xml:space="preserve">. If your leave is more than one day, tap </w:t>
+      </w:r>
+      <w:r>
+        <w:rPr>
+          <w:rFonts w:ascii="Times New Roman" w:hAnsi="Times New Roman" w:cs="Times New Roman"/>
+          <w:b/>
+          <w:color w:val="1F3864"/>
+        </w:rPr>
+        <w:t>To Date</w:t>
+      </w:r>
+      <w:r>
+        <w:rPr>
+          <w:rFonts w:ascii="Times New Roman" w:hAnsi="Times New Roman" w:cs="Times New Roman"/>
+        </w:rPr>
+        <w:t xml:space="preserve"> and choose the end day. Leave </w:t>
+      </w:r>
+      <w:r>
+        <w:rPr>
+          <w:rFonts w:ascii="Times New Roman" w:hAnsi="Times New Roman" w:cs="Times New Roman"/>
+          <w:b/>
+          <w:color w:val="1F3864"/>
+        </w:rPr>
+        <w:t>To Date</w:t>
+      </w:r>
+      <w:r>
+        <w:rPr>
+          <w:rFonts w:ascii="Times New Roman" w:hAnsi="Times New Roman" w:cs="Times New Roman"/>
+        </w:rPr>
+        <w:t xml:space="preserve"> empty for a single-day leave. The orange </w:t>
+      </w:r>
+      <w:r>
+        <w:rPr>
+          <w:rFonts w:ascii="Times New Roman" w:hAnsi="Times New Roman" w:cs="Times New Roman"/>
+          <w:b/>
+          <w:color w:val="1F3864"/>
+        </w:rPr>
+        <w:t>N day(s)</w:t>
+      </w:r>
+      <w:r>
+        <w:rPr>
+          <w:rFonts w:ascii="Times New Roman" w:hAnsi="Times New Roman" w:cs="Times New Roman"/>
+        </w:rPr>
+        <w:t xml:space="preserve"> badge updates automatically to show how many days you are requesting.</w:t>
+      </w:r>
+    </w:p>
+    <w:p>
+      <w:pPr>
+        <w:pBdr>
+          <w:left w:val="single" w:sz="24" w:space="10" w:color="FFB300"/>
+        </w:pBdr>
+        <w:shd w:val="clear" w:color="auto" w:fill="FFF8E1"/>
+        <w:spacing w:before="160"/>
+        <w:ind w:left="150" w:right="150"/>
+        <w:rPr>
+          <w:rFonts w:ascii="Times New Roman" w:hAnsi="Times New Roman" w:cs="Times New Roman"/>
+        </w:rPr>
+      </w:pPr>
+      <w:r>
+        <w:rPr>
+          <w:rFonts w:ascii="Times New Roman" w:hAnsi="Times New Roman" w:cs="Times New Roman"/>
+          <w:i/>
+          <w:color w:val="5D4037"/>
+        </w:rPr>
+        <w:t>For a half-day leave, switch on Half Day Leave instead of picking a To Date — it counts as 0.5 day.</w:t>
+      </w:r>
+    </w:p>
+    <w:tbl>
+      <w:tblPr>
+        <w:tblW w:w="0" w:type="auto"/>
+        <w:jc w:val="center"/>
+        <w:tblLook w:val="04A0" w:firstRow="1" w:lastRow="0" w:firstColumn="1" w:lastColumn="0" w:noHBand="0" w:noVBand="1"/>
+      </w:tblPr>
+      <w:tblGrid>
+        <w:gridCol w:w="4680"/>
+        <w:gridCol w:w="4680"/>
+      </w:tblGrid>
+      <w:tr>
+        <w:trPr>
+          <w:jc w:val="center"/>
+        </w:trPr>
+        <w:tc>
+          <w:tcPr>
+            <w:tcW w:w="4680" w:type="dxa"/>
+          </w:tcPr>
+          <w:p>
+            <w:pPr>
+              <w:jc w:val="center"/>
+              <w:rPr>
+                <w:rFonts w:ascii="Times New Roman" w:hAnsi="Times New Roman" w:cs="Times New Roman"/>
                 <w:noProof/>
               </w:rPr>
             </w:pPr>
@@ -1814,15 +2124,112 @@
           <w:p>
             <w:pPr>
               <w:jc w:val="center"/>
+              <w:rPr>
+                <w:rFonts w:ascii="Times New Roman" w:hAnsi="Times New Roman" w:cs="Times New Roman"/>
+              </w:rPr>
             </w:pPr>
             <w:r>
               <w:rPr>
+                <w:rFonts w:ascii="Times New Roman" w:hAnsi="Times New Roman" w:cs="Times New Roman"/>
                 <w:noProof/>
               </w:rPr>
               <w:drawing>
-                <wp:inline distT="0" distB="0" distL="0" distR="0" wp14:anchorId="31630F5F" wp14:editId="761F167F">
-                  <wp:extent cx="1965325" cy="3934883"/>
-                  <wp:effectExtent l="19050" t="19050" r="15875" b="27940"/>
+                <wp:inline distT="0" distB="0" distL="0" distR="0" wp14:anchorId="4563FE45" wp14:editId="0861DF12">
+                  <wp:extent cx="2603662" cy="5257800"/>
+                  <wp:effectExtent l="19050" t="19050" r="25400" b="19050"/>
+                  <wp:docPr id="9" name="Picture 9"/>
+                  <wp:cNvGraphicFramePr>
+                    <a:graphicFrameLocks xmlns:a="http://schemas.openxmlformats.org/drawingml/2006/main" noChangeAspect="1"/>
+                  </wp:cNvGraphicFramePr>
+                  <a:graphic xmlns:a="http://schemas.openxmlformats.org/drawingml/2006/main">
+                    <a:graphicData uri="http://schemas.openxmlformats.org/drawingml/2006/picture">
+                      <pic:pic xmlns:pic="http://schemas.openxmlformats.org/drawingml/2006/picture">
+                        <pic:nvPicPr>
+                          <pic:cNvPr id="0" name="08_from_date_calendar.png"/>
+                          <pic:cNvPicPr/>
+                        </pic:nvPicPr>
+                        <pic:blipFill rotWithShape="1">
+                          <a:blip r:embed="rId15"/>
+                          <a:srcRect t="4568" b="2303"/>
+                          <a:stretch>
+                            <a:fillRect/>
+                          </a:stretch>
+                        </pic:blipFill>
+                        <pic:spPr bwMode="auto">
+                          <a:xfrm>
+                            <a:off x="0" y="0"/>
+                            <a:ext cx="2610681" cy="5271975"/>
+                          </a:xfrm>
+                          <a:prstGeom prst="rect">
+                            <a:avLst/>
+                          </a:prstGeom>
+                          <a:ln w="9525" cap="flat" cmpd="sng" algn="ctr">
+                            <a:solidFill>
+                              <a:srgbClr val="B0B0B0"/>
+                            </a:solidFill>
+                            <a:prstDash val="solid"/>
+                            <a:round/>
+                            <a:headEnd type="none" w="med" len="med"/>
+                            <a:tailEnd type="none" w="med" len="med"/>
+                            <a:extLst>
+                              <a:ext uri="{C807C97D-BFC1-408E-A445-0C87EB9F89A2}">
+                                <ask:lineSketchStyleProps xmlns:ask="http://schemas.microsoft.com/office/drawing/2018/sketchyshapes" sd="0">
+                                  <a:custGeom>
+                                    <a:avLst/>
+                                    <a:gdLst/>
+                                    <a:ahLst/>
+                                    <a:cxnLst/>
+                                    <a:rect l="0" t="0" r="0" b="0"/>
+                                    <a:pathLst/>
+                                  </a:custGeom>
+                                  <ask:type/>
+                                </ask:lineSketchStyleProps>
+                              </a:ext>
+                            </a:extLst>
+                          </a:ln>
+                          <a:extLst>
+                            <a:ext uri="{53640926-AAD7-44D8-BBD7-CCE9431645EC}">
+                              <a14:shadowObscured xmlns:a14="http://schemas.microsoft.com/office/drawing/2010/main"/>
+                            </a:ext>
+                          </a:extLst>
+                        </pic:spPr>
+                      </pic:pic>
+                    </a:graphicData>
+                  </a:graphic>
+                </wp:inline>
+              </w:drawing>
+            </w:r>
+          </w:p>
+        </w:tc>
+        <w:tc>
+          <w:tcPr>
+            <w:tcW w:w="4680" w:type="dxa"/>
+          </w:tcPr>
+          <w:p>
+            <w:pPr>
+              <w:jc w:val="center"/>
+              <w:rPr>
+                <w:rFonts w:ascii="Times New Roman" w:hAnsi="Times New Roman" w:cs="Times New Roman"/>
+                <w:noProof/>
+              </w:rPr>
+            </w:pPr>
+          </w:p>
+          <w:p>
+            <w:pPr>
+              <w:jc w:val="center"/>
+              <w:rPr>
+                <w:rFonts w:ascii="Times New Roman" w:hAnsi="Times New Roman" w:cs="Times New Roman"/>
+              </w:rPr>
+            </w:pPr>
+            <w:r>
+              <w:rPr>
+                <w:rFonts w:ascii="Times New Roman" w:hAnsi="Times New Roman" w:cs="Times New Roman"/>
+                <w:noProof/>
+              </w:rPr>
+              <w:drawing>
+                <wp:inline distT="0" distB="0" distL="0" distR="0" wp14:anchorId="31630F5F" wp14:editId="7AB88FAC">
+                  <wp:extent cx="2635587" cy="5276850"/>
+                  <wp:effectExtent l="19050" t="19050" r="12700" b="19050"/>
                   <wp:docPr id="10" name="Picture 10"/>
                   <wp:cNvGraphicFramePr>
                     <a:graphicFrameLocks xmlns:a="http://schemas.openxmlformats.org/drawingml/2006/main" noChangeAspect="1"/>
@@ -1844,7 +2251,7 @@
                         <pic:spPr bwMode="auto">
                           <a:xfrm>
                             <a:off x="0" y="0"/>
-                            <a:ext cx="1965960" cy="3936154"/>
+                            <a:ext cx="2641090" cy="5287867"/>
                           </a:xfrm>
                           <a:prstGeom prst="rect">
                             <a:avLst/>
@@ -1900,6 +2307,7 @@
             <w:pPr>
               <w:jc w:val="center"/>
               <w:rPr>
+                <w:rFonts w:ascii="Times New Roman" w:hAnsi="Times New Roman" w:cs="Times New Roman"/>
                 <w:noProof/>
               </w:rPr>
             </w:pPr>
@@ -1908,38 +2316,15 @@
             <w:pPr>
               <w:jc w:val="center"/>
               <w:rPr>
+                <w:rFonts w:ascii="Times New Roman" w:hAnsi="Times New Roman" w:cs="Times New Roman"/>
                 <w:noProof/>
               </w:rPr>
             </w:pPr>
           </w:p>
           <w:p>
             <w:pPr>
-              <w:jc w:val="center"/>
               <w:rPr>
-                <w:noProof/>
-              </w:rPr>
-            </w:pPr>
-          </w:p>
-          <w:p>
-            <w:pPr>
-              <w:jc w:val="center"/>
-              <w:rPr>
-                <w:noProof/>
-              </w:rPr>
-            </w:pPr>
-          </w:p>
-          <w:p>
-            <w:pPr>
-              <w:jc w:val="center"/>
-              <w:rPr>
-                <w:noProof/>
-              </w:rPr>
-            </w:pPr>
-          </w:p>
-          <w:p>
-            <w:pPr>
-              <w:jc w:val="center"/>
-              <w:rPr>
+                <w:rFonts w:ascii="Times New Roman" w:hAnsi="Times New Roman" w:cs="Times New Roman"/>
                 <w:noProof/>
               </w:rPr>
             </w:pPr>
@@ -1953,6 +2338,7 @@
             <w:pPr>
               <w:jc w:val="center"/>
               <w:rPr>
+                <w:rFonts w:ascii="Times New Roman" w:hAnsi="Times New Roman" w:cs="Times New Roman"/>
                 <w:noProof/>
               </w:rPr>
             </w:pPr>
@@ -1963,14 +2349,21 @@
     <w:p>
       <w:pPr>
         <w:spacing w:after="120"/>
+        <w:rPr>
+          <w:rFonts w:ascii="Times New Roman" w:hAnsi="Times New Roman" w:cs="Times New Roman"/>
+        </w:rPr>
       </w:pPr>
     </w:p>
     <w:p>
       <w:pPr>
         <w:spacing w:before="240" w:after="80"/>
+        <w:rPr>
+          <w:rFonts w:ascii="Times New Roman" w:hAnsi="Times New Roman" w:cs="Times New Roman"/>
+        </w:rPr>
       </w:pPr>
       <w:r>
         <w:rPr>
+          <w:rFonts w:ascii="Times New Roman" w:hAnsi="Times New Roman" w:cs="Times New Roman"/>
           <w:b/>
           <w:color w:val="FFFFFF"/>
           <w:sz w:val="20"/>
@@ -1980,10 +2373,14 @@
         <w:t xml:space="preserve">  Step 6  </w:t>
       </w:r>
       <w:r>
+        <w:rPr>
+          <w:rFonts w:ascii="Times New Roman" w:hAnsi="Times New Roman" w:cs="Times New Roman"/>
+        </w:rPr>
         <w:t xml:space="preserve">  </w:t>
       </w:r>
       <w:r>
         <w:rPr>
+          <w:rFonts w:ascii="Times New Roman" w:hAnsi="Times New Roman" w:cs="Times New Roman"/>
           <w:b/>
           <w:color w:val="2E74B5"/>
           <w:sz w:val="26"/>
@@ -1994,39 +2391,56 @@
     <w:p>
       <w:pPr>
         <w:jc w:val="both"/>
+        <w:rPr>
+          <w:rFonts w:ascii="Times New Roman" w:hAnsi="Times New Roman" w:cs="Times New Roman"/>
+        </w:rPr>
       </w:pPr>
       <w:r>
+        <w:rPr>
+          <w:rFonts w:ascii="Times New Roman" w:hAnsi="Times New Roman" w:cs="Times New Roman"/>
+        </w:rPr>
         <w:t xml:space="preserve">In the </w:t>
       </w:r>
       <w:r>
         <w:rPr>
+          <w:rFonts w:ascii="Times New Roman" w:hAnsi="Times New Roman" w:cs="Times New Roman"/>
           <w:b/>
           <w:color w:val="1F3864"/>
         </w:rPr>
         <w:t>Reason</w:t>
       </w:r>
       <w:r>
+        <w:rPr>
+          <w:rFonts w:ascii="Times New Roman" w:hAnsi="Times New Roman" w:cs="Times New Roman"/>
+        </w:rPr>
         <w:t xml:space="preserve"> box, type a short explanation for your leave (for example, “Going for hometown”). A reason is required before you can submit.</w:t>
       </w:r>
     </w:p>
     <w:p>
       <w:pPr>
         <w:jc w:val="both"/>
+        <w:rPr>
+          <w:rFonts w:ascii="Times New Roman" w:hAnsi="Times New Roman" w:cs="Times New Roman"/>
+        </w:rPr>
       </w:pPr>
     </w:p>
     <w:p>
       <w:pPr>
         <w:spacing w:before="160" w:after="200"/>
         <w:jc w:val="center"/>
+        <w:rPr>
+          <w:rFonts w:ascii="Times New Roman" w:hAnsi="Times New Roman" w:cs="Times New Roman"/>
+        </w:rPr>
       </w:pPr>
       <w:r>
         <w:rPr>
+          <w:rFonts w:ascii="Times New Roman" w:hAnsi="Times New Roman" w:cs="Times New Roman"/>
           <w:noProof/>
         </w:rPr>
         <w:drawing>
-          <wp:inline distT="0" distB="0" distL="0" distR="0" wp14:anchorId="11B06326" wp14:editId="329E25E7">
-            <wp:extent cx="2285365" cy="4637616"/>
-            <wp:effectExtent l="19050" t="19050" r="19685" b="10795"/>
+          <wp:inline distT="0" distB="0" distL="0" distR="0" wp14:anchorId="11B06326" wp14:editId="3D4446B2">
+            <wp:extent cx="2876550" cy="5837290"/>
+            <wp:effectExtent l="19050" t="19050" r="19050" b="11430"/>
             <wp:docPr id="11" name="Picture 11"/>
             <wp:cNvGraphicFramePr>
               <a:graphicFrameLocks xmlns:a="http://schemas.openxmlformats.org/drawingml/2006/main" noChangeAspect="1"/>
@@ -2048,7 +2462,7 @@
                   <pic:spPr bwMode="auto">
                     <a:xfrm>
                       <a:off x="0" y="0"/>
-                      <a:ext cx="2286000" cy="4638905"/>
+                      <a:ext cx="2882761" cy="5849893"/>
                     </a:xfrm>
                     <a:prstGeom prst="rect">
                       <a:avLst/>
@@ -2094,44 +2508,38 @@
       <w:pPr>
         <w:spacing w:before="160" w:after="200"/>
         <w:jc w:val="center"/>
+        <w:rPr>
+          <w:rFonts w:ascii="Times New Roman" w:hAnsi="Times New Roman" w:cs="Times New Roman"/>
+        </w:rPr>
       </w:pPr>
     </w:p>
     <w:p>
       <w:pPr>
         <w:spacing w:before="160" w:after="200"/>
-        <w:jc w:val="center"/>
+        <w:rPr>
+          <w:rFonts w:ascii="Times New Roman" w:hAnsi="Times New Roman" w:cs="Times New Roman"/>
+        </w:rPr>
       </w:pPr>
     </w:p>
     <w:p>
       <w:pPr>
         <w:spacing w:before="160" w:after="200"/>
         <w:jc w:val="center"/>
+        <w:rPr>
+          <w:rFonts w:ascii="Times New Roman" w:hAnsi="Times New Roman" w:cs="Times New Roman"/>
+        </w:rPr>
       </w:pPr>
     </w:p>
     <w:p>
       <w:pPr>
-        <w:spacing w:before="160" w:after="200"/>
-        <w:jc w:val="center"/>
-      </w:pPr>
-    </w:p>
-    <w:p>
-      <w:pPr>
-        <w:spacing w:before="160" w:after="200"/>
-        <w:jc w:val="center"/>
-      </w:pPr>
-    </w:p>
-    <w:p>
-      <w:pPr>
-        <w:spacing w:before="160" w:after="200"/>
-        <w:jc w:val="center"/>
-      </w:pPr>
-    </w:p>
-    <w:p>
-      <w:pPr>
         <w:spacing w:before="240" w:after="80"/>
+        <w:rPr>
+          <w:rFonts w:ascii="Times New Roman" w:hAnsi="Times New Roman" w:cs="Times New Roman"/>
+        </w:rPr>
       </w:pPr>
       <w:r>
         <w:rPr>
+          <w:rFonts w:ascii="Times New Roman" w:hAnsi="Times New Roman" w:cs="Times New Roman"/>
           <w:b/>
           <w:color w:val="FFFFFF"/>
           <w:sz w:val="20"/>
@@ -2141,10 +2549,14 @@
         <w:t xml:space="preserve">  Step 7  </w:t>
       </w:r>
       <w:r>
+        <w:rPr>
+          <w:rFonts w:ascii="Times New Roman" w:hAnsi="Times New Roman" w:cs="Times New Roman"/>
+        </w:rPr>
         <w:t xml:space="preserve">  </w:t>
       </w:r>
       <w:r>
         <w:rPr>
+          <w:rFonts w:ascii="Times New Roman" w:hAnsi="Times New Roman" w:cs="Times New Roman"/>
           <w:b/>
           <w:color w:val="2E74B5"/>
           <w:sz w:val="26"/>
@@ -2155,54 +2567,79 @@
     <w:p>
       <w:pPr>
         <w:jc w:val="both"/>
+        <w:rPr>
+          <w:rFonts w:ascii="Times New Roman" w:hAnsi="Times New Roman" w:cs="Times New Roman"/>
+        </w:rPr>
       </w:pPr>
       <w:r>
+        <w:rPr>
+          <w:rFonts w:ascii="Times New Roman" w:hAnsi="Times New Roman" w:cs="Times New Roman"/>
+        </w:rPr>
         <w:t xml:space="preserve">Once a type, the dates, and a reason are filled in, the </w:t>
       </w:r>
       <w:r>
         <w:rPr>
+          <w:rFonts w:ascii="Times New Roman" w:hAnsi="Times New Roman" w:cs="Times New Roman"/>
           <w:b/>
           <w:color w:val="1F3864"/>
         </w:rPr>
         <w:t>Submit Request</w:t>
       </w:r>
       <w:r>
+        <w:rPr>
+          <w:rFonts w:ascii="Times New Roman" w:hAnsi="Times New Roman" w:cs="Times New Roman"/>
+        </w:rPr>
         <w:t xml:space="preserve"> button turns orange. Tap it. A confirmation dialog shows a summary — </w:t>
       </w:r>
       <w:r>
         <w:rPr>
+          <w:rFonts w:ascii="Times New Roman" w:hAnsi="Times New Roman" w:cs="Times New Roman"/>
           <w:b/>
           <w:color w:val="1F3864"/>
         </w:rPr>
         <w:t>Type, From, To, and Reason</w:t>
       </w:r>
       <w:r>
+        <w:rPr>
+          <w:rFonts w:ascii="Times New Roman" w:hAnsi="Times New Roman" w:cs="Times New Roman"/>
+        </w:rPr>
         <w:t xml:space="preserve">. Check the details and tap </w:t>
       </w:r>
       <w:r>
         <w:rPr>
+          <w:rFonts w:ascii="Times New Roman" w:hAnsi="Times New Roman" w:cs="Times New Roman"/>
           <w:b/>
           <w:color w:val="1F3864"/>
         </w:rPr>
         <w:t>SUBMIT</w:t>
       </w:r>
       <w:r>
+        <w:rPr>
+          <w:rFonts w:ascii="Times New Roman" w:hAnsi="Times New Roman" w:cs="Times New Roman"/>
+        </w:rPr>
         <w:t xml:space="preserve"> to send it to your manager, or </w:t>
       </w:r>
       <w:r>
         <w:rPr>
+          <w:rFonts w:ascii="Times New Roman" w:hAnsi="Times New Roman" w:cs="Times New Roman"/>
           <w:b/>
           <w:color w:val="1F3864"/>
         </w:rPr>
         <w:t>CANCEL</w:t>
       </w:r>
       <w:r>
+        <w:rPr>
+          <w:rFonts w:ascii="Times New Roman" w:hAnsi="Times New Roman" w:cs="Times New Roman"/>
+        </w:rPr>
         <w:t xml:space="preserve"> to go back and edit.</w:t>
       </w:r>
     </w:p>
     <w:p>
       <w:pPr>
         <w:jc w:val="both"/>
+        <w:rPr>
+          <w:rFonts w:ascii="Times New Roman" w:hAnsi="Times New Roman" w:cs="Times New Roman"/>
+        </w:rPr>
       </w:pPr>
     </w:p>
     <w:tbl>
@@ -2226,15 +2663,19 @@
           <w:p>
             <w:pPr>
               <w:jc w:val="center"/>
+              <w:rPr>
+                <w:rFonts w:ascii="Times New Roman" w:hAnsi="Times New Roman" w:cs="Times New Roman"/>
+              </w:rPr>
             </w:pPr>
             <w:r>
               <w:rPr>
+                <w:rFonts w:ascii="Times New Roman" w:hAnsi="Times New Roman" w:cs="Times New Roman"/>
                 <w:noProof/>
               </w:rPr>
               <w:drawing>
-                <wp:inline distT="0" distB="0" distL="0" distR="0" wp14:anchorId="25E3019F" wp14:editId="29D57899">
-                  <wp:extent cx="1965325" cy="3968750"/>
-                  <wp:effectExtent l="19050" t="19050" r="15875" b="12700"/>
+                <wp:inline distT="0" distB="0" distL="0" distR="0" wp14:anchorId="25E3019F" wp14:editId="1C16C018">
+                  <wp:extent cx="2613095" cy="5276850"/>
+                  <wp:effectExtent l="19050" t="19050" r="15875" b="19050"/>
                   <wp:docPr id="12" name="Picture 12"/>
                   <wp:cNvGraphicFramePr>
                     <a:graphicFrameLocks xmlns:a="http://schemas.openxmlformats.org/drawingml/2006/main" noChangeAspect="1"/>
@@ -2256,7 +2697,7 @@
                         <pic:spPr bwMode="auto">
                           <a:xfrm>
                             <a:off x="0" y="0"/>
-                            <a:ext cx="1965960" cy="3970033"/>
+                            <a:ext cx="2622083" cy="5295000"/>
                           </a:xfrm>
                           <a:prstGeom prst="rect">
                             <a:avLst/>
@@ -2306,15 +2747,19 @@
           <w:p>
             <w:pPr>
               <w:jc w:val="center"/>
+              <w:rPr>
+                <w:rFonts w:ascii="Times New Roman" w:hAnsi="Times New Roman" w:cs="Times New Roman"/>
+              </w:rPr>
             </w:pPr>
             <w:r>
               <w:rPr>
+                <w:rFonts w:ascii="Times New Roman" w:hAnsi="Times New Roman" w:cs="Times New Roman"/>
                 <w:noProof/>
               </w:rPr>
               <w:drawing>
-                <wp:inline distT="0" distB="0" distL="0" distR="0" wp14:anchorId="7E2652BC" wp14:editId="3336ACF6">
-                  <wp:extent cx="1965325" cy="3968750"/>
-                  <wp:effectExtent l="19050" t="19050" r="15875" b="12700"/>
+                <wp:inline distT="0" distB="0" distL="0" distR="0" wp14:anchorId="7E2652BC" wp14:editId="11C6B149">
+                  <wp:extent cx="2613096" cy="5276850"/>
+                  <wp:effectExtent l="19050" t="19050" r="15875" b="19050"/>
                   <wp:docPr id="13" name="Picture 13"/>
                   <wp:cNvGraphicFramePr>
                     <a:graphicFrameLocks xmlns:a="http://schemas.openxmlformats.org/drawingml/2006/main" noChangeAspect="1"/>
@@ -2336,7 +2781,7 @@
                         <pic:spPr bwMode="auto">
                           <a:xfrm>
                             <a:off x="0" y="0"/>
-                            <a:ext cx="1965960" cy="3970032"/>
+                            <a:ext cx="2619260" cy="5289298"/>
                           </a:xfrm>
                           <a:prstGeom prst="rect">
                             <a:avLst/>
@@ -2380,37 +2825,33 @@
           </w:p>
           <w:p>
             <w:pPr>
-              <w:jc w:val="center"/>
+              <w:rPr>
+                <w:rFonts w:ascii="Times New Roman" w:hAnsi="Times New Roman" w:cs="Times New Roman"/>
+              </w:rPr>
             </w:pPr>
           </w:p>
           <w:p>
             <w:pPr>
               <w:jc w:val="center"/>
+              <w:rPr>
+                <w:rFonts w:ascii="Times New Roman" w:hAnsi="Times New Roman" w:cs="Times New Roman"/>
+              </w:rPr>
             </w:pPr>
           </w:p>
           <w:p>
             <w:pPr>
               <w:jc w:val="center"/>
+              <w:rPr>
+                <w:rFonts w:ascii="Times New Roman" w:hAnsi="Times New Roman" w:cs="Times New Roman"/>
+              </w:rPr>
             </w:pPr>
           </w:p>
           <w:p>
             <w:pPr>
               <w:jc w:val="center"/>
-            </w:pPr>
-          </w:p>
-          <w:p>
-            <w:pPr>
-              <w:jc w:val="center"/>
-            </w:pPr>
-          </w:p>
-          <w:p>
-            <w:pPr>
-              <w:jc w:val="center"/>
-            </w:pPr>
-          </w:p>
-          <w:p>
-            <w:pPr>
-              <w:jc w:val="center"/>
+              <w:rPr>
+                <w:rFonts w:ascii="Times New Roman" w:hAnsi="Times New Roman" w:cs="Times New Roman"/>
+              </w:rPr>
             </w:pPr>
           </w:p>
         </w:tc>
@@ -2419,6 +2860,9 @@
     <w:p>
       <w:pPr>
         <w:spacing w:after="120"/>
+        <w:rPr>
+          <w:rFonts w:ascii="Times New Roman" w:hAnsi="Times New Roman" w:cs="Times New Roman"/>
+        </w:rPr>
       </w:pPr>
     </w:p>
     <w:p>
@@ -2426,9 +2870,13 @@
         <w:shd w:val="clear" w:color="auto" w:fill="2F5496"/>
         <w:spacing w:before="140" w:after="140"/>
         <w:ind w:left="120" w:right="120"/>
+        <w:rPr>
+          <w:rFonts w:ascii="Times New Roman" w:hAnsi="Times New Roman" w:cs="Times New Roman"/>
+        </w:rPr>
       </w:pPr>
       <w:r>
         <w:rPr>
+          <w:rFonts w:ascii="Times New Roman" w:hAnsi="Times New Roman" w:cs="Times New Roman"/>
           <w:b/>
           <w:color w:val="FFFFFF"/>
           <w:sz w:val="30"/>
@@ -2440,9 +2888,13 @@
     <w:p>
       <w:pPr>
         <w:spacing w:before="240" w:after="80"/>
+        <w:rPr>
+          <w:rFonts w:ascii="Times New Roman" w:hAnsi="Times New Roman" w:cs="Times New Roman"/>
+        </w:rPr>
       </w:pPr>
       <w:r>
         <w:rPr>
+          <w:rFonts w:ascii="Times New Roman" w:hAnsi="Times New Roman" w:cs="Times New Roman"/>
           <w:b/>
           <w:color w:val="FFFFFF"/>
           <w:sz w:val="20"/>
@@ -2451,10 +2903,14 @@
         <w:t xml:space="preserve">  Step 8  </w:t>
       </w:r>
       <w:r>
+        <w:rPr>
+          <w:rFonts w:ascii="Times New Roman" w:hAnsi="Times New Roman" w:cs="Times New Roman"/>
+        </w:rPr>
         <w:t xml:space="preserve">  </w:t>
       </w:r>
       <w:r>
         <w:rPr>
+          <w:rFonts w:ascii="Times New Roman" w:hAnsi="Times New Roman" w:cs="Times New Roman"/>
           <w:b/>
           <w:color w:val="2E74B5"/>
           <w:sz w:val="26"/>
@@ -2465,89 +2921,126 @@
     <w:p>
       <w:pPr>
         <w:jc w:val="both"/>
+        <w:rPr>
+          <w:rFonts w:ascii="Times New Roman" w:hAnsi="Times New Roman" w:cs="Times New Roman"/>
+        </w:rPr>
       </w:pPr>
       <w:r>
+        <w:rPr>
+          <w:rFonts w:ascii="Times New Roman" w:hAnsi="Times New Roman" w:cs="Times New Roman"/>
+        </w:rPr>
         <w:t xml:space="preserve">Tap the </w:t>
       </w:r>
       <w:r>
         <w:rPr>
+          <w:rFonts w:ascii="Times New Roman" w:hAnsi="Times New Roman" w:cs="Times New Roman"/>
           <w:b/>
           <w:color w:val="1F3864"/>
         </w:rPr>
         <w:t>My Requests</w:t>
       </w:r>
       <w:r>
+        <w:rPr>
+          <w:rFonts w:ascii="Times New Roman" w:hAnsi="Times New Roman" w:cs="Times New Roman"/>
+        </w:rPr>
         <w:t xml:space="preserve"> tab to see all the leave you have applied for. Each card shows the leave type, the dates and number of days, your reason, and a </w:t>
       </w:r>
       <w:r>
         <w:rPr>
+          <w:rFonts w:ascii="Times New Roman" w:hAnsi="Times New Roman" w:cs="Times New Roman"/>
           <w:b/>
           <w:color w:val="1F3864"/>
         </w:rPr>
         <w:t>status badge</w:t>
       </w:r>
       <w:r>
+        <w:rPr>
+          <w:rFonts w:ascii="Times New Roman" w:hAnsi="Times New Roman" w:cs="Times New Roman"/>
+        </w:rPr>
         <w:t xml:space="preserve"> — </w:t>
       </w:r>
       <w:r>
         <w:rPr>
+          <w:rFonts w:ascii="Times New Roman" w:hAnsi="Times New Roman" w:cs="Times New Roman"/>
           <w:b/>
           <w:color w:val="1F3864"/>
         </w:rPr>
         <w:t>Pending</w:t>
       </w:r>
       <w:r>
+        <w:rPr>
+          <w:rFonts w:ascii="Times New Roman" w:hAnsi="Times New Roman" w:cs="Times New Roman"/>
+        </w:rPr>
         <w:t xml:space="preserve"> (awaiting your manager), </w:t>
       </w:r>
       <w:r>
         <w:rPr>
+          <w:rFonts w:ascii="Times New Roman" w:hAnsi="Times New Roman" w:cs="Times New Roman"/>
           <w:b/>
           <w:color w:val="1F3864"/>
         </w:rPr>
         <w:t>Approved</w:t>
       </w:r>
       <w:r>
+        <w:rPr>
+          <w:rFonts w:ascii="Times New Roman" w:hAnsi="Times New Roman" w:cs="Times New Roman"/>
+        </w:rPr>
         <w:t xml:space="preserve">, or </w:t>
       </w:r>
       <w:r>
         <w:rPr>
+          <w:rFonts w:ascii="Times New Roman" w:hAnsi="Times New Roman" w:cs="Times New Roman"/>
           <w:b/>
           <w:color w:val="1F3864"/>
         </w:rPr>
         <w:t>Rejected</w:t>
       </w:r>
       <w:r>
+        <w:rPr>
+          <w:rFonts w:ascii="Times New Roman" w:hAnsi="Times New Roman" w:cs="Times New Roman"/>
+        </w:rPr>
         <w:t xml:space="preserve">. Approved cards also show who approved them (e.g. “By: Administrator”). While a request is still Pending you can tap </w:t>
       </w:r>
       <w:r>
         <w:rPr>
+          <w:rFonts w:ascii="Times New Roman" w:hAnsi="Times New Roman" w:cs="Times New Roman"/>
           <w:b/>
           <w:color w:val="1F3864"/>
         </w:rPr>
         <w:t>Cancel Request</w:t>
       </w:r>
       <w:r>
+        <w:rPr>
+          <w:rFonts w:ascii="Times New Roman" w:hAnsi="Times New Roman" w:cs="Times New Roman"/>
+        </w:rPr>
         <w:t xml:space="preserve"> to withdraw it.</w:t>
       </w:r>
     </w:p>
     <w:p>
       <w:pPr>
         <w:jc w:val="both"/>
+        <w:rPr>
+          <w:rFonts w:ascii="Times New Roman" w:hAnsi="Times New Roman" w:cs="Times New Roman"/>
+        </w:rPr>
       </w:pPr>
     </w:p>
     <w:p>
       <w:pPr>
         <w:spacing w:before="160" w:after="200"/>
         <w:jc w:val="center"/>
+        <w:rPr>
+          <w:rFonts w:ascii="Times New Roman" w:hAnsi="Times New Roman" w:cs="Times New Roman"/>
+        </w:rPr>
       </w:pPr>
       <w:r>
         <w:rPr>
+          <w:rFonts w:ascii="Times New Roman" w:hAnsi="Times New Roman" w:cs="Times New Roman"/>
           <w:noProof/>
         </w:rPr>
         <w:drawing>
-          <wp:inline distT="0" distB="0" distL="0" distR="0" wp14:anchorId="1B8ACF3F" wp14:editId="2869F3BA">
-            <wp:extent cx="2285365" cy="4586817"/>
-            <wp:effectExtent l="19050" t="19050" r="19685" b="23495"/>
+          <wp:inline distT="0" distB="0" distL="0" distR="0" wp14:anchorId="1B8ACF3F" wp14:editId="251FF889">
+            <wp:extent cx="2994599" cy="6010275"/>
+            <wp:effectExtent l="19050" t="19050" r="15875" b="9525"/>
             <wp:docPr id="14" name="Picture 14"/>
             <wp:cNvGraphicFramePr>
               <a:graphicFrameLocks xmlns:a="http://schemas.openxmlformats.org/drawingml/2006/main" noChangeAspect="1"/>
@@ -2569,7 +3062,7 @@
                   <pic:spPr bwMode="auto">
                     <a:xfrm>
                       <a:off x="0" y="0"/>
-                      <a:ext cx="2286000" cy="4588091"/>
+                      <a:ext cx="3006375" cy="6033910"/>
                     </a:xfrm>
                     <a:prstGeom prst="rect">
                       <a:avLst/>
@@ -2613,31 +3106,17 @@
     </w:p>
     <w:p>
       <w:pPr>
-        <w:spacing w:before="160" w:after="200"/>
-        <w:jc w:val="center"/>
-      </w:pPr>
-    </w:p>
-    <w:p>
-      <w:pPr>
-        <w:spacing w:before="160" w:after="200"/>
-        <w:jc w:val="center"/>
-      </w:pPr>
-    </w:p>
-    <w:p>
-      <w:pPr>
-        <w:spacing w:before="160" w:after="200"/>
-        <w:jc w:val="center"/>
-      </w:pPr>
-    </w:p>
-    <w:p>
-      <w:pPr>
         <w:pBdr>
           <w:bottom w:val="single" w:sz="8" w:space="4" w:color="5B9BD5"/>
         </w:pBdr>
         <w:spacing w:before="280"/>
+        <w:rPr>
+          <w:rFonts w:ascii="Times New Roman" w:hAnsi="Times New Roman" w:cs="Times New Roman"/>
+        </w:rPr>
       </w:pPr>
       <w:r>
         <w:rPr>
+          <w:rFonts w:ascii="Times New Roman" w:hAnsi="Times New Roman" w:cs="Times New Roman"/>
           <w:b/>
           <w:color w:val="2E74B5"/>
           <w:sz w:val="30"/>
@@ -2649,8 +3128,14 @@
     <w:p>
       <w:pPr>
         <w:jc w:val="both"/>
+        <w:rPr>
+          <w:rFonts w:ascii="Times New Roman" w:hAnsi="Times New Roman" w:cs="Times New Roman"/>
+        </w:rPr>
       </w:pPr>
       <w:r>
+        <w:rPr>
+          <w:rFonts w:ascii="Times New Roman" w:hAnsi="Times New Roman" w:cs="Times New Roman"/>
+        </w:rPr>
         <w:t>Pick the type that best matches your reason for taking leave:</w:t>
       </w:r>
     </w:p>
@@ -2677,9 +3162,13 @@
           <w:p>
             <w:pPr>
               <w:spacing w:after="40"/>
+              <w:rPr>
+                <w:rFonts w:ascii="Times New Roman" w:hAnsi="Times New Roman" w:cs="Times New Roman"/>
+              </w:rPr>
             </w:pPr>
             <w:r>
               <w:rPr>
+                <w:rFonts w:ascii="Times New Roman" w:hAnsi="Times New Roman" w:cs="Times New Roman"/>
                 <w:b/>
                 <w:color w:val="FFFFFF"/>
                 <w:sz w:val="20"/>
@@ -2696,9 +3185,13 @@
           <w:p>
             <w:pPr>
               <w:spacing w:after="40"/>
+              <w:rPr>
+                <w:rFonts w:ascii="Times New Roman" w:hAnsi="Times New Roman" w:cs="Times New Roman"/>
+              </w:rPr>
             </w:pPr>
             <w:r>
               <w:rPr>
+                <w:rFonts w:ascii="Times New Roman" w:hAnsi="Times New Roman" w:cs="Times New Roman"/>
                 <w:b/>
                 <w:color w:val="FFFFFF"/>
                 <w:sz w:val="20"/>
@@ -2720,9 +3213,13 @@
           <w:p>
             <w:pPr>
               <w:spacing w:after="40"/>
+              <w:rPr>
+                <w:rFonts w:ascii="Times New Roman" w:hAnsi="Times New Roman" w:cs="Times New Roman"/>
+              </w:rPr>
             </w:pPr>
             <w:r>
               <w:rPr>
+                <w:rFonts w:ascii="Times New Roman" w:hAnsi="Times New Roman" w:cs="Times New Roman"/>
                 <w:b/>
                 <w:color w:val="1F3864"/>
                 <w:sz w:val="20"/>
@@ -2739,9 +3236,13 @@
           <w:p>
             <w:pPr>
               <w:spacing w:after="40"/>
+              <w:rPr>
+                <w:rFonts w:ascii="Times New Roman" w:hAnsi="Times New Roman" w:cs="Times New Roman"/>
+              </w:rPr>
             </w:pPr>
             <w:r>
               <w:rPr>
+                <w:rFonts w:ascii="Times New Roman" w:hAnsi="Times New Roman" w:cs="Times New Roman"/>
                 <w:sz w:val="20"/>
               </w:rPr>
               <w:t>You are unwell or need to recover, or for a medical appointment.</w:t>
@@ -2760,9 +3261,13 @@
           <w:p>
             <w:pPr>
               <w:spacing w:after="40"/>
+              <w:rPr>
+                <w:rFonts w:ascii="Times New Roman" w:hAnsi="Times New Roman" w:cs="Times New Roman"/>
+              </w:rPr>
             </w:pPr>
             <w:r>
               <w:rPr>
+                <w:rFonts w:ascii="Times New Roman" w:hAnsi="Times New Roman" w:cs="Times New Roman"/>
                 <w:b/>
                 <w:color w:val="1F3864"/>
                 <w:sz w:val="20"/>
@@ -2778,9 +3283,13 @@
           <w:p>
             <w:pPr>
               <w:spacing w:after="40"/>
+              <w:rPr>
+                <w:rFonts w:ascii="Times New Roman" w:hAnsi="Times New Roman" w:cs="Times New Roman"/>
+              </w:rPr>
             </w:pPr>
             <w:r>
               <w:rPr>
+                <w:rFonts w:ascii="Times New Roman" w:hAnsi="Times New Roman" w:cs="Times New Roman"/>
                 <w:sz w:val="20"/>
               </w:rPr>
               <w:t>Short, everyday personal time off — errands, family matters, a day out.</w:t>
@@ -2800,9 +3309,13 @@
           <w:p>
             <w:pPr>
               <w:spacing w:after="40"/>
+              <w:rPr>
+                <w:rFonts w:ascii="Times New Roman" w:hAnsi="Times New Roman" w:cs="Times New Roman"/>
+              </w:rPr>
             </w:pPr>
             <w:r>
               <w:rPr>
+                <w:rFonts w:ascii="Times New Roman" w:hAnsi="Times New Roman" w:cs="Times New Roman"/>
                 <w:b/>
                 <w:color w:val="1F3864"/>
                 <w:sz w:val="20"/>
@@ -2819,9 +3332,13 @@
           <w:p>
             <w:pPr>
               <w:spacing w:after="40"/>
+              <w:rPr>
+                <w:rFonts w:ascii="Times New Roman" w:hAnsi="Times New Roman" w:cs="Times New Roman"/>
+              </w:rPr>
             </w:pPr>
             <w:r>
               <w:rPr>
+                <w:rFonts w:ascii="Times New Roman" w:hAnsi="Times New Roman" w:cs="Times New Roman"/>
                 <w:sz w:val="20"/>
               </w:rPr>
               <w:t>Planned holiday or vacation taken from your yearly leave allowance.</w:t>
@@ -2840,9 +3357,13 @@
           <w:p>
             <w:pPr>
               <w:spacing w:after="40"/>
+              <w:rPr>
+                <w:rFonts w:ascii="Times New Roman" w:hAnsi="Times New Roman" w:cs="Times New Roman"/>
+              </w:rPr>
             </w:pPr>
             <w:r>
               <w:rPr>
+                <w:rFonts w:ascii="Times New Roman" w:hAnsi="Times New Roman" w:cs="Times New Roman"/>
                 <w:b/>
                 <w:color w:val="1F3864"/>
                 <w:sz w:val="20"/>
@@ -2858,9 +3379,13 @@
           <w:p>
             <w:pPr>
               <w:spacing w:after="40"/>
+              <w:rPr>
+                <w:rFonts w:ascii="Times New Roman" w:hAnsi="Times New Roman" w:cs="Times New Roman"/>
+              </w:rPr>
             </w:pPr>
             <w:r>
               <w:rPr>
+                <w:rFonts w:ascii="Times New Roman" w:hAnsi="Times New Roman" w:cs="Times New Roman"/>
                 <w:sz w:val="20"/>
               </w:rPr>
               <w:t>Personal commitments that don't fit the other categories.</w:t>
@@ -2880,9 +3405,13 @@
           <w:p>
             <w:pPr>
               <w:spacing w:after="40"/>
+              <w:rPr>
+                <w:rFonts w:ascii="Times New Roman" w:hAnsi="Times New Roman" w:cs="Times New Roman"/>
+              </w:rPr>
             </w:pPr>
             <w:r>
               <w:rPr>
+                <w:rFonts w:ascii="Times New Roman" w:hAnsi="Times New Roman" w:cs="Times New Roman"/>
                 <w:b/>
                 <w:color w:val="1F3864"/>
                 <w:sz w:val="20"/>
@@ -2899,9 +3428,13 @@
           <w:p>
             <w:pPr>
               <w:spacing w:after="40"/>
+              <w:rPr>
+                <w:rFonts w:ascii="Times New Roman" w:hAnsi="Times New Roman" w:cs="Times New Roman"/>
+              </w:rPr>
             </w:pPr>
             <w:r>
               <w:rPr>
+                <w:rFonts w:ascii="Times New Roman" w:hAnsi="Times New Roman" w:cs="Times New Roman"/>
                 <w:sz w:val="20"/>
               </w:rPr>
               <w:t>Sudden, unplanned situations that need you to be away urgently.</w:t>
@@ -2920,9 +3453,13 @@
           <w:p>
             <w:pPr>
               <w:spacing w:after="40"/>
+              <w:rPr>
+                <w:rFonts w:ascii="Times New Roman" w:hAnsi="Times New Roman" w:cs="Times New Roman"/>
+              </w:rPr>
             </w:pPr>
             <w:r>
               <w:rPr>
+                <w:rFonts w:ascii="Times New Roman" w:hAnsi="Times New Roman" w:cs="Times New Roman"/>
                 <w:b/>
                 <w:color w:val="1F3864"/>
                 <w:sz w:val="20"/>
@@ -2938,9 +3475,13 @@
           <w:p>
             <w:pPr>
               <w:spacing w:after="40"/>
+              <w:rPr>
+                <w:rFonts w:ascii="Times New Roman" w:hAnsi="Times New Roman" w:cs="Times New Roman"/>
+              </w:rPr>
             </w:pPr>
             <w:r>
               <w:rPr>
+                <w:rFonts w:ascii="Times New Roman" w:hAnsi="Times New Roman" w:cs="Times New Roman"/>
                 <w:sz w:val="20"/>
               </w:rPr>
               <w:t>Anything that doesn't match the types above — explain it in the reason.</w:t>
@@ -2952,6 +3493,9 @@
     <w:p>
       <w:pPr>
         <w:spacing w:after="40"/>
+        <w:rPr>
+          <w:rFonts w:ascii="Times New Roman" w:hAnsi="Times New Roman" w:cs="Times New Roman"/>
+        </w:rPr>
       </w:pPr>
     </w:p>
     <w:p>
@@ -2960,9 +3504,13 @@
           <w:bottom w:val="single" w:sz="8" w:space="4" w:color="5B9BD5"/>
         </w:pBdr>
         <w:spacing w:before="280"/>
+        <w:rPr>
+          <w:rFonts w:ascii="Times New Roman" w:hAnsi="Times New Roman" w:cs="Times New Roman"/>
+        </w:rPr>
       </w:pPr>
       <w:r>
         <w:rPr>
+          <w:rFonts w:ascii="Times New Roman" w:hAnsi="Times New Roman" w:cs="Times New Roman"/>
           <w:b/>
           <w:color w:val="2E74B5"/>
           <w:sz w:val="30"/>
@@ -2973,48 +3521,70 @@
     <w:p>
       <w:pPr>
         <w:jc w:val="both"/>
+        <w:rPr>
+          <w:rFonts w:ascii="Times New Roman" w:hAnsi="Times New Roman" w:cs="Times New Roman"/>
+        </w:rPr>
       </w:pPr>
       <w:r>
+        <w:rPr>
+          <w:rFonts w:ascii="Times New Roman" w:hAnsi="Times New Roman" w:cs="Times New Roman"/>
+        </w:rPr>
         <w:t xml:space="preserve">Your company grants a set number of </w:t>
       </w:r>
       <w:r>
         <w:rPr>
+          <w:rFonts w:ascii="Times New Roman" w:hAnsi="Times New Roman" w:cs="Times New Roman"/>
           <w:b/>
           <w:color w:val="1F3864"/>
         </w:rPr>
         <w:t>paid leave days</w:t>
       </w:r>
       <w:r>
+        <w:rPr>
+          <w:rFonts w:ascii="Times New Roman" w:hAnsi="Times New Roman" w:cs="Times New Roman"/>
+        </w:rPr>
         <w:t xml:space="preserve"> per year (and a limit per month). Leave within that allowance is </w:t>
       </w:r>
       <w:r>
         <w:rPr>
+          <w:rFonts w:ascii="Times New Roman" w:hAnsi="Times New Roman" w:cs="Times New Roman"/>
           <w:b/>
           <w:color w:val="1F3864"/>
         </w:rPr>
         <w:t>paid</w:t>
       </w:r>
       <w:r>
+        <w:rPr>
+          <w:rFonts w:ascii="Times New Roman" w:hAnsi="Times New Roman" w:cs="Times New Roman"/>
+        </w:rPr>
         <w:t xml:space="preserve">. Once you have used up the allowance, extra days are </w:t>
       </w:r>
       <w:r>
         <w:rPr>
+          <w:rFonts w:ascii="Times New Roman" w:hAnsi="Times New Roman" w:cs="Times New Roman"/>
           <w:b/>
           <w:color w:val="1F3864"/>
         </w:rPr>
         <w:t>unpaid</w:t>
       </w:r>
       <w:r>
+        <w:rPr>
+          <w:rFonts w:ascii="Times New Roman" w:hAnsi="Times New Roman" w:cs="Times New Roman"/>
+        </w:rPr>
         <w:t xml:space="preserve"> and may carry a salary deduction. A </w:t>
       </w:r>
       <w:r>
         <w:rPr>
+          <w:rFonts w:ascii="Times New Roman" w:hAnsi="Times New Roman" w:cs="Times New Roman"/>
           <w:b/>
           <w:color w:val="1F3864"/>
         </w:rPr>
         <w:t>half day</w:t>
       </w:r>
       <w:r>
+        <w:rPr>
+          <w:rFonts w:ascii="Times New Roman" w:hAnsi="Times New Roman" w:cs="Times New Roman"/>
+        </w:rPr>
         <w:t xml:space="preserve"> counts as 0.5 day.</w:t>
       </w:r>
     </w:p>
@@ -3026,9 +3596,13 @@
         <w:shd w:val="clear" w:color="auto" w:fill="FFF8E1"/>
         <w:spacing w:before="160"/>
         <w:ind w:left="150" w:right="150"/>
+        <w:rPr>
+          <w:rFonts w:ascii="Times New Roman" w:hAnsi="Times New Roman" w:cs="Times New Roman"/>
+        </w:rPr>
       </w:pPr>
       <w:r>
         <w:rPr>
+          <w:rFonts w:ascii="Times New Roman" w:hAnsi="Times New Roman" w:cs="Times New Roman"/>
           <w:i/>
           <w:color w:val="5D4037"/>
         </w:rPr>
@@ -3041,9 +3615,13 @@
           <w:bottom w:val="single" w:sz="8" w:space="4" w:color="5B9BD5"/>
         </w:pBdr>
         <w:spacing w:before="280"/>
+        <w:rPr>
+          <w:rFonts w:ascii="Times New Roman" w:hAnsi="Times New Roman" w:cs="Times New Roman"/>
+        </w:rPr>
       </w:pPr>
       <w:r>
         <w:rPr>
+          <w:rFonts w:ascii="Times New Roman" w:hAnsi="Times New Roman" w:cs="Times New Roman"/>
           <w:b/>
           <w:color w:val="2E74B5"/>
           <w:sz w:val="30"/>
@@ -3074,9 +3652,13 @@
           <w:p>
             <w:pPr>
               <w:spacing w:after="40"/>
+              <w:rPr>
+                <w:rFonts w:ascii="Times New Roman" w:hAnsi="Times New Roman" w:cs="Times New Roman"/>
+              </w:rPr>
             </w:pPr>
             <w:r>
               <w:rPr>
+                <w:rFonts w:ascii="Times New Roman" w:hAnsi="Times New Roman" w:cs="Times New Roman"/>
                 <w:b/>
                 <w:color w:val="FFFFFF"/>
                 <w:sz w:val="20"/>
@@ -3093,9 +3675,13 @@
           <w:p>
             <w:pPr>
               <w:spacing w:after="40"/>
+              <w:rPr>
+                <w:rFonts w:ascii="Times New Roman" w:hAnsi="Times New Roman" w:cs="Times New Roman"/>
+              </w:rPr>
             </w:pPr>
             <w:r>
               <w:rPr>
+                <w:rFonts w:ascii="Times New Roman" w:hAnsi="Times New Roman" w:cs="Times New Roman"/>
                 <w:b/>
                 <w:color w:val="FFFFFF"/>
                 <w:sz w:val="20"/>
@@ -3117,9 +3703,13 @@
           <w:p>
             <w:pPr>
               <w:spacing w:after="40"/>
+              <w:rPr>
+                <w:rFonts w:ascii="Times New Roman" w:hAnsi="Times New Roman" w:cs="Times New Roman"/>
+              </w:rPr>
             </w:pPr>
             <w:r>
               <w:rPr>
+                <w:rFonts w:ascii="Times New Roman" w:hAnsi="Times New Roman" w:cs="Times New Roman"/>
                 <w:b/>
                 <w:color w:val="1F3864"/>
                 <w:sz w:val="20"/>
@@ -3136,9 +3726,13 @@
           <w:p>
             <w:pPr>
               <w:spacing w:after="40"/>
+              <w:rPr>
+                <w:rFonts w:ascii="Times New Roman" w:hAnsi="Times New Roman" w:cs="Times New Roman"/>
+              </w:rPr>
             </w:pPr>
             <w:r>
               <w:rPr>
+                <w:rFonts w:ascii="Times New Roman" w:hAnsi="Times New Roman" w:cs="Times New Roman"/>
                 <w:sz w:val="20"/>
               </w:rPr>
               <w:t>Submitted and waiting for your manager to approve or reject. You can still Cancel Request.</w:t>
@@ -3157,9 +3751,13 @@
           <w:p>
             <w:pPr>
               <w:spacing w:after="40"/>
+              <w:rPr>
+                <w:rFonts w:ascii="Times New Roman" w:hAnsi="Times New Roman" w:cs="Times New Roman"/>
+              </w:rPr>
             </w:pPr>
             <w:r>
               <w:rPr>
+                <w:rFonts w:ascii="Times New Roman" w:hAnsi="Times New Roman" w:cs="Times New Roman"/>
                 <w:b/>
                 <w:color w:val="1F3864"/>
                 <w:sz w:val="20"/>
@@ -3175,9 +3773,13 @@
           <w:p>
             <w:pPr>
               <w:spacing w:after="40"/>
+              <w:rPr>
+                <w:rFonts w:ascii="Times New Roman" w:hAnsi="Times New Roman" w:cs="Times New Roman"/>
+              </w:rPr>
             </w:pPr>
             <w:r>
               <w:rPr>
+                <w:rFonts w:ascii="Times New Roman" w:hAnsi="Times New Roman" w:cs="Times New Roman"/>
                 <w:sz w:val="20"/>
               </w:rPr>
               <w:t>Your manager approved the leave. The card shows who approved it (e.g. By: Administrator).</w:t>
@@ -3197,9 +3799,13 @@
           <w:p>
             <w:pPr>
               <w:spacing w:after="40"/>
+              <w:rPr>
+                <w:rFonts w:ascii="Times New Roman" w:hAnsi="Times New Roman" w:cs="Times New Roman"/>
+              </w:rPr>
             </w:pPr>
             <w:r>
               <w:rPr>
+                <w:rFonts w:ascii="Times New Roman" w:hAnsi="Times New Roman" w:cs="Times New Roman"/>
                 <w:b/>
                 <w:color w:val="1F3864"/>
                 <w:sz w:val="20"/>
@@ -3216,9 +3822,13 @@
           <w:p>
             <w:pPr>
               <w:spacing w:after="40"/>
+              <w:rPr>
+                <w:rFonts w:ascii="Times New Roman" w:hAnsi="Times New Roman" w:cs="Times New Roman"/>
+              </w:rPr>
             </w:pPr>
             <w:r>
               <w:rPr>
+                <w:rFonts w:ascii="Times New Roman" w:hAnsi="Times New Roman" w:cs="Times New Roman"/>
                 <w:sz w:val="20"/>
               </w:rPr>
               <w:t>Your manager did not approve this request. You can submit a new one if needed.</w:t>
@@ -3237,9 +3847,13 @@
           <w:p>
             <w:pPr>
               <w:spacing w:after="40"/>
+              <w:rPr>
+                <w:rFonts w:ascii="Times New Roman" w:hAnsi="Times New Roman" w:cs="Times New Roman"/>
+              </w:rPr>
             </w:pPr>
             <w:r>
               <w:rPr>
+                <w:rFonts w:ascii="Times New Roman" w:hAnsi="Times New Roman" w:cs="Times New Roman"/>
                 <w:b/>
                 <w:color w:val="1F3864"/>
                 <w:sz w:val="20"/>
@@ -3255,9 +3869,13 @@
           <w:p>
             <w:pPr>
               <w:spacing w:after="40"/>
+              <w:rPr>
+                <w:rFonts w:ascii="Times New Roman" w:hAnsi="Times New Roman" w:cs="Times New Roman"/>
+              </w:rPr>
             </w:pPr>
             <w:r>
               <w:rPr>
+                <w:rFonts w:ascii="Times New Roman" w:hAnsi="Times New Roman" w:cs="Times New Roman"/>
                 <w:sz w:val="20"/>
               </w:rPr>
               <w:t>You withdrew the request before it was actioned.</w:t>
@@ -3269,6 +3887,9 @@
     <w:p>
       <w:pPr>
         <w:spacing w:after="40"/>
+        <w:rPr>
+          <w:rFonts w:ascii="Times New Roman" w:hAnsi="Times New Roman" w:cs="Times New Roman"/>
+        </w:rPr>
       </w:pPr>
     </w:p>
     <w:sectPr>
@@ -3415,6 +4036,27 @@
       <w:fldChar w:fldCharType="end"/>
     </w:r>
   </w:p>
+  <w:p>
+    <w:pPr>
+      <w:pStyle w:val="Footer"/>
+      <w:jc w:val="center"/>
+    </w:pPr>
+    <w:r>
+      <w:rPr>
+        <w:b/>
+        <w:color w:val="1F3864"/>
+        <w:sz w:val="18"/>
+      </w:rPr>
+      <w:t>369ai.Biz</w:t>
+    </w:r>
+    <w:r>
+      <w:rPr>
+        <w:color w:val="595959"/>
+        <w:sz w:val="18"/>
+      </w:rPr>
+      <w:t xml:space="preserve">  ·  Leave Request — Employee Manual</w:t>
+    </w:r>
+  </w:p>
 </w:ftr>
 </file>
 
@@ -3458,31 +4100,14 @@
         <w:color w:val="2E74B5"/>
         <w:sz w:val="18"/>
       </w:rPr>
-      <w:t xml:space="preserve">Leave </w:t>
-    </w:r>
-    <w:proofErr w:type="gramStart"/>
-    <w:r>
-      <w:rPr>
-        <w:b/>
-        <w:color w:val="2E74B5"/>
-        <w:sz w:val="18"/>
-      </w:rPr>
-      <w:t>Request</w:t>
+      <w:t>Leave Request</w:t>
     </w:r>
     <w:r>
       <w:rPr>
         <w:color w:val="595959"/>
         <w:sz w:val="18"/>
       </w:rPr>
-      <w:t xml:space="preserve">  |</w:t>
-    </w:r>
-    <w:proofErr w:type="gramEnd"/>
-    <w:r>
-      <w:rPr>
-        <w:color w:val="595959"/>
-        <w:sz w:val="18"/>
-      </w:rPr>
-      <w:t xml:space="preserve">  Employee Step-by-Step Guide</w:t>
+      <w:t xml:space="preserve">  |  Employee Step-by-Step Guide</w:t>
     </w:r>
     <w:r>
       <w:tab/>
